--- a/Week2_Fashion_Data_Preprocessing/Week2_Data_Acquisition_and_Preprocessing_Report.docx
+++ b/Week2_Fashion_Data_Preprocessing/Week2_Data_Acquisition_and_Preprocessing_Report.docx
@@ -4,2175 +4,37 @@
   <w:body>
     <w:p>
       <w:pPr>
+        <w:pStyle w:val="Eyebrow"/>
+      </w:pPr>
+      <w:r>
+        <w:t>WEEK 2  |  ENHANCED EVIDENCE SUBMISSION</w:t>
+      </w:r>
+    </w:p>
+    <w:p>
+      <w:pPr>
         <w:pStyle w:val="Title"/>
       </w:pPr>
       <w:r>
-        <w:t>Fashion Data Acquisition</w:t>
+        <w:t>Data Acquisition &amp;</w:t>
         <w:br/>
-        <w:t>&amp; Preprocessing Techniques</w:t>
+        <w:t>Preprocessing Techniques</w:t>
       </w:r>
     </w:p>
     <w:p>
       <w:r>
-        <w:rPr>
-          <w:b/>
-          <w:color w:val="0F6C79"/>
-          <w:sz w:val="22"/>
-        </w:rPr>
-        <w:t>WEEK 02  /  JUNIOR DATA SCIENCE ANALYST</w:t>
-      </w:r>
-    </w:p>
-    <w:p>
-      <w:pPr>
-        <w:pStyle w:val="Subtitle"/>
-      </w:pPr>
-      <w:r>
-        <w:t>Independent, reproducible guide for apparel and textile analytics  •  Updated 22 October 2026</w:t>
-      </w:r>
-    </w:p>
-    <w:tbl>
-      <w:tblPr>
-        <w:tblStyle w:val="LightShading-Accent1"/>
-        <w:tblW w:type="auto" w:w="0"/>
-        <w:tblLook w:firstColumn="1" w:firstRow="1" w:lastColumn="0" w:lastRow="0" w:noHBand="0" w:noVBand="1" w:val="04A0"/>
-      </w:tblPr>
-      <w:tblGrid>
-        <w:gridCol w:w="4773"/>
-        <w:gridCol w:w="4773"/>
-      </w:tblGrid>
-      <w:tr>
-        <w:tc>
-          <w:tcPr>
-            <w:tcW w:type="dxa" w:w="4773"/>
-          </w:tcPr>
-          <w:p>
-            <w:r>
-              <w:t>PROJECT TYPE</w:t>
-            </w:r>
-          </w:p>
-        </w:tc>
-        <w:tc>
-          <w:tcPr>
-            <w:tcW w:type="dxa" w:w="4773"/>
-          </w:tcPr>
-          <w:p>
-            <w:r>
-              <w:t>EVIDENCE</w:t>
-            </w:r>
-          </w:p>
-        </w:tc>
-      </w:tr>
-      <w:tr>
-        <w:tc>
-          <w:tcPr>
-            <w:tcW w:type="dxa" w:w="4773"/>
-          </w:tcPr>
-          <w:p>
-            <w:r>
-              <w:t>Technical report + Python project</w:t>
-            </w:r>
-          </w:p>
-        </w:tc>
-        <w:tc>
-          <w:tcPr>
-            <w:tcW w:type="dxa" w:w="4773"/>
-          </w:tcPr>
-          <w:p>
-            <w:r>
-              <w:t>163 synthetic input lines • 11 passing tests</w:t>
-            </w:r>
-          </w:p>
-        </w:tc>
-      </w:tr>
-    </w:tbl>
-    <w:p>
-      <w:r>
-        <w:rPr>
-          <w:i/>
-        </w:rPr>
-        <w:t>SUBMISSION NOTE: All demonstration order records are synthetic. Official external source URLs and access terms are documented, but restricted or unexecuted downloads are not presented as completed analyses.</w:t>
-      </w:r>
-    </w:p>
-    <w:p>
-      <w:pPr>
-        <w:pStyle w:val="Heading1"/>
-      </w:pPr>
-      <w:r>
-        <w:t>Executive summary</w:t>
+        <w:t>Fashion and apparel: a reproducible, public-data-first analyst guide</w:t>
       </w:r>
     </w:p>
     <w:p>
       <w:r>
-        <w:t>This report documents a reproducible data acquisition and preprocessing procedure for fashion and apparel analytics. The focus is not just obtaining files: it is constructing a trustworthy, auditable dataset whose quantities, returns, customer identifiers, apparel sizes and prices have clear definitions. A deterministic synthetic clothing-order example is executed end to end so an evaluator can inspect real code output, a source checksum, quarantined rows, derived features and automated tests. External public sources are independently catalogued for future research; they are not passed off as datasets that were downloaded or analyzed in this offline demonstration.</w:t>
+        <w:t>Junior Data Science Analyst Internship • Coimbatore • Updated 26 October 2026</w:t>
       </w:r>
     </w:p>
     <w:p>
       <w:r>
-        <w:t>The example starts with 163 deliberately imperfect rows and finishes with 147 clean sales lines, 2 valid return lines, and 14 quarantined records. The identity 163 = 147 + 2 + 14 is verified in code. Retention is 91.41%; all 11 unit tests pass. Because all order values are fabricated for teaching, none are asserted to describe a real retailer, consumer or India-wide fashion market.</w:t>
-      </w:r>
-    </w:p>
-    <w:p>
-      <w:pPr>
-        <w:pStyle w:val="Heading1"/>
-      </w:pPr>
-      <w:r>
-        <w:t>1. Assignment objectives and deliverables</w:t>
-      </w:r>
-    </w:p>
-    <w:p>
-      <w:pPr>
-        <w:pStyle w:val="ListBullet"/>
-      </w:pPr>
-      <w:r>
-        <w:t>Identify authoritative external sources and document access restrictions, licensing, update frequency and fit for each analytic question.</w:t>
-      </w:r>
-    </w:p>
-    <w:p>
-      <w:pPr>
-        <w:pStyle w:val="ListBullet"/>
-      </w:pPr>
-      <w:r>
-        <w:t>Define a consistent raw-to-clean workflow with data contracts, field types, provenance, duplicate policy, quarantine and quality assessment.</w:t>
-      </w:r>
-    </w:p>
-    <w:p>
-      <w:pPr>
-        <w:pStyle w:val="ListBullet"/>
-      </w:pPr>
-      <w:r>
-        <w:t>Demonstrate missing-value handling, normalization, categorical harmonization, date and money conversion, return routing and leakage-safe feature engineering.</w:t>
-      </w:r>
-    </w:p>
-    <w:p>
-      <w:pPr>
-        <w:pStyle w:val="ListBullet"/>
-      </w:pPr>
-      <w:r>
-        <w:t>Provide runnable Python scripts, auditable CSV/JSON outputs, a data dictionary and regression tests suitable for another junior analyst to reproduce.</w:t>
-      </w:r>
-    </w:p>
-    <w:p>
-      <w:pPr>
-        <w:pStyle w:val="ListBullet"/>
-      </w:pPr>
-      <w:r>
-        <w:t>Reflect on bias, source limitations, privacy, small sample limitations and controls required before applying the method to actual retailer data.</w:t>
-      </w:r>
-    </w:p>
-    <w:p>
-      <w:pPr>
-        <w:pStyle w:val="Heading1"/>
-      </w:pPr>
-      <w:r>
-        <w:t>2. Source acquisition plan — fashion-oriented and general sources</w:t>
-      </w:r>
-    </w:p>
-    <w:p>
-      <w:r>
-        <w:t>Source selection begins with a business question and the level of observation needed. Product sales forecasting requires transaction or SKU-week data; trend sensing needs relative search interest; textile market context is a macroeconomic question; supplier mapping needs facility registers. These cannot be merged as if they describe the same event. For every candidate source, log the URL, owner, license, access condition, geographic/time coverage, refresh rate and whether a test download actually occurred.</w:t>
-      </w:r>
-    </w:p>
-    <w:tbl>
-      <w:tblPr>
-        <w:tblStyle w:val="LightShading-Accent1"/>
-        <w:tblW w:type="auto" w:w="0"/>
-        <w:jc w:val="center"/>
-        <w:tblLayout w:type="autofit"/>
-        <w:tblLook w:firstColumn="1" w:firstRow="1" w:lastColumn="0" w:lastRow="0" w:noHBand="0" w:noVBand="1" w:val="04A0"/>
-      </w:tblPr>
-      <w:tblGrid>
-        <w:gridCol w:w="3182"/>
-        <w:gridCol w:w="3182"/>
-        <w:gridCol w:w="3182"/>
-      </w:tblGrid>
-      <w:tr>
-        <w:tc>
-          <w:tcPr>
-            <w:tcW w:type="dxa" w:w="3182"/>
-            <w:vAlign w:val="center"/>
-          </w:tcPr>
-          <w:p>
-            <w:r>
-              <w:rPr>
-                <w:b/>
-                <w:sz w:val="16"/>
-              </w:rPr>
-              <w:t>Source / official website</w:t>
-            </w:r>
-          </w:p>
-        </w:tc>
-        <w:tc>
-          <w:tcPr>
-            <w:tcW w:type="dxa" w:w="3182"/>
-            <w:vAlign w:val="center"/>
-          </w:tcPr>
-          <w:p>
-            <w:r>
-              <w:rPr>
-                <w:b/>
-                <w:sz w:val="16"/>
-              </w:rPr>
-              <w:t>What it can answer</w:t>
-            </w:r>
-          </w:p>
-        </w:tc>
-        <w:tc>
-          <w:tcPr>
-            <w:tcW w:type="dxa" w:w="3182"/>
-            <w:vAlign w:val="center"/>
-          </w:tcPr>
-          <w:p>
-            <w:r>
-              <w:rPr>
-                <w:b/>
-                <w:sz w:val="16"/>
-              </w:rPr>
-              <w:t>Access and limitations</w:t>
-            </w:r>
-          </w:p>
-        </w:tc>
-      </w:tr>
-      <w:tr>
-        <w:tc>
-          <w:tcPr>
-            <w:tcW w:type="dxa" w:w="3182"/>
-          </w:tcPr>
-          <w:p>
-            <w:pPr>
-              <w:spacing w:after="20"/>
-            </w:pPr>
-            <w:r>
-              <w:rPr>
-                <w:sz w:val="15"/>
-              </w:rPr>
-              <w:t>H&amp;M Personalized Fashion Recommendations — Kaggle</w:t>
-              <w:br/>
-              <w:t>https://www.kaggle.com/competitions/h-and-m-personalized-fashion-recommendations/data</w:t>
-            </w:r>
-          </w:p>
-        </w:tc>
-        <w:tc>
-          <w:tcPr>
-            <w:tcW w:type="dxa" w:w="3182"/>
-          </w:tcPr>
-          <w:p>
-            <w:pPr>
-              <w:spacing w:after="20"/>
-            </w:pPr>
-            <w:r>
-              <w:rPr>
-                <w:sz w:val="15"/>
-              </w:rPr>
-              <w:t>Fashion-specific article metadata, customer records and transaction histories; recommendation and category behavior</w:t>
-            </w:r>
-          </w:p>
-        </w:tc>
-        <w:tc>
-          <w:tcPr>
-            <w:tcW w:type="dxa" w:w="3182"/>
-          </w:tcPr>
-          <w:p>
-            <w:pPr>
-              <w:spacing w:after="20"/>
-            </w:pPr>
-            <w:r>
-              <w:rPr>
-                <w:sz w:val="15"/>
-              </w:rPr>
-              <w:t>Kaggle login and acceptance of competition rules required. Large files; do not republish or claim downloaded.</w:t>
-            </w:r>
-          </w:p>
-        </w:tc>
-      </w:tr>
-      <w:tr>
-        <w:tc>
-          <w:tcPr>
-            <w:tcW w:type="dxa" w:w="3182"/>
-          </w:tcPr>
-          <w:p>
-            <w:pPr>
-              <w:spacing w:after="20"/>
-            </w:pPr>
-            <w:r>
-              <w:rPr>
-                <w:sz w:val="15"/>
-              </w:rPr>
-              <w:t>UCI Online Retail (dataset 352)</w:t>
-              <w:br/>
-              <w:t>https://archive.ics.uci.edu/dataset/352/online+retail</w:t>
-            </w:r>
-          </w:p>
-        </w:tc>
-        <w:tc>
-          <w:tcPr>
-            <w:tcW w:type="dxa" w:w="3182"/>
-          </w:tcPr>
-          <w:p>
-            <w:pPr>
-              <w:spacing w:after="20"/>
-            </w:pPr>
-            <w:r>
-              <w:rPr>
-                <w:sz w:val="15"/>
-              </w:rPr>
-              <w:t>Orders, cancellations, customer/product IDs; validation of transaction cleaning and RFM patterns</w:t>
-            </w:r>
-          </w:p>
-        </w:tc>
-        <w:tc>
-          <w:tcPr>
-            <w:tcW w:type="dxa" w:w="3182"/>
-          </w:tcPr>
-          <w:p>
-            <w:pPr>
-              <w:spacing w:after="20"/>
-            </w:pPr>
-            <w:r>
-              <w:rPr>
-                <w:sz w:val="15"/>
-              </w:rPr>
-              <w:t>541,909 rows; CC BY 4.0. UK online retailer mainly sells gifts, NOT fashion. UnitPrice is GBP; document source attribution.</w:t>
-            </w:r>
-          </w:p>
-        </w:tc>
-      </w:tr>
-      <w:tr>
-        <w:tc>
-          <w:tcPr>
-            <w:tcW w:type="dxa" w:w="3182"/>
-          </w:tcPr>
-          <w:p>
-            <w:pPr>
-              <w:spacing w:after="20"/>
-            </w:pPr>
-            <w:r>
-              <w:rPr>
-                <w:sz w:val="15"/>
-              </w:rPr>
-              <w:t>Google Trends</w:t>
-              <w:br/>
-              <w:t>https://trends.google.com/trends/</w:t>
-            </w:r>
-          </w:p>
-        </w:tc>
-        <w:tc>
-          <w:tcPr>
-            <w:tcW w:type="dxa" w:w="3182"/>
-          </w:tcPr>
-          <w:p>
-            <w:pPr>
-              <w:spacing w:after="20"/>
-            </w:pPr>
-            <w:r>
-              <w:rPr>
-                <w:sz w:val="15"/>
-              </w:rPr>
-              <w:t>Relative search interest in cotton kurta, denim jacket, festive wear by region/date</w:t>
-            </w:r>
-          </w:p>
-        </w:tc>
-        <w:tc>
-          <w:tcPr>
-            <w:tcW w:type="dxa" w:w="3182"/>
-          </w:tcPr>
-          <w:p>
-            <w:pPr>
-              <w:spacing w:after="20"/>
-            </w:pPr>
-            <w:r>
-              <w:rPr>
-                <w:sz w:val="15"/>
-              </w:rPr>
-              <w:t>CSV manual export. Relative normalized 0–100 search index, NOT order volume or market share; record time/geography.</w:t>
-            </w:r>
-          </w:p>
-        </w:tc>
-      </w:tr>
-      <w:tr>
-        <w:tc>
-          <w:tcPr>
-            <w:tcW w:type="dxa" w:w="3182"/>
-          </w:tcPr>
-          <w:p>
-            <w:pPr>
-              <w:spacing w:after="20"/>
-            </w:pPr>
-            <w:r>
-              <w:rPr>
-                <w:sz w:val="15"/>
-              </w:rPr>
-              <w:t>Open-Meteo historical weather</w:t>
-              <w:br/>
-              <w:t>https://open-meteo.com/en/docs/historical-weather-api</w:t>
-            </w:r>
-          </w:p>
-        </w:tc>
-        <w:tc>
-          <w:tcPr>
-            <w:tcW w:type="dxa" w:w="3182"/>
-          </w:tcPr>
-          <w:p>
-            <w:pPr>
-              <w:spacing w:after="20"/>
-            </w:pPr>
-            <w:r>
-              <w:rPr>
-                <w:sz w:val="15"/>
-              </w:rPr>
-              <w:t>Temperature, rainfall and seasonal contextual features for apparel demand</w:t>
-            </w:r>
-          </w:p>
-        </w:tc>
-        <w:tc>
-          <w:tcPr>
-            <w:tcW w:type="dxa" w:w="3182"/>
-          </w:tcPr>
-          <w:p>
-            <w:pPr>
-              <w:spacing w:after="20"/>
-            </w:pPr>
-            <w:r>
-              <w:rPr>
-                <w:sz w:val="15"/>
-              </w:rPr>
-              <w:t>Coordinate/date API with timezone handling; weather is contextual, not proof of causal influence. Check provider terms.</w:t>
-            </w:r>
-          </w:p>
-        </w:tc>
-      </w:tr>
-      <w:tr>
-        <w:tc>
-          <w:tcPr>
-            <w:tcW w:type="dxa" w:w="3182"/>
-          </w:tcPr>
-          <w:p>
-            <w:pPr>
-              <w:spacing w:after="20"/>
-            </w:pPr>
-            <w:r>
-              <w:rPr>
-                <w:sz w:val="15"/>
-              </w:rPr>
-              <w:t>OGD India textile production</w:t>
-              <w:br/>
-              <w:t>https://sikkim.data.gov.in/catalog/production-textile-products-india</w:t>
-            </w:r>
-          </w:p>
-        </w:tc>
-        <w:tc>
-          <w:tcPr>
-            <w:tcW w:type="dxa" w:w="3182"/>
-          </w:tcPr>
-          <w:p>
-            <w:pPr>
-              <w:spacing w:after="20"/>
-            </w:pPr>
-            <w:r>
-              <w:rPr>
-                <w:sz w:val="15"/>
-              </w:rPr>
-              <w:t>Historical production of textile products, silk, yarn and cloth</w:t>
-            </w:r>
-          </w:p>
-        </w:tc>
-        <w:tc>
-          <w:tcPr>
-            <w:tcW w:type="dxa" w:w="3182"/>
-          </w:tcPr>
-          <w:p>
-            <w:pPr>
-              <w:spacing w:after="20"/>
-            </w:pPr>
-            <w:r>
-              <w:rPr>
-                <w:sz w:val="15"/>
-              </w:rPr>
-              <w:t>Published historical government series; update coverage and units must be checked before use.</w:t>
-            </w:r>
-          </w:p>
-        </w:tc>
-      </w:tr>
-      <w:tr>
-        <w:tc>
-          <w:tcPr>
-            <w:tcW w:type="dxa" w:w="3182"/>
-          </w:tcPr>
-          <w:p>
-            <w:pPr>
-              <w:spacing w:after="20"/>
-            </w:pPr>
-            <w:r>
-              <w:rPr>
-                <w:sz w:val="15"/>
-              </w:rPr>
-              <w:t>World Bank — textiles and clothing value added</w:t>
-              <w:br/>
-              <w:t>https://data.worldbank.org/indicator/NV.MNF.TXTL.ZS.UN</w:t>
-            </w:r>
-          </w:p>
-        </w:tc>
-        <w:tc>
-          <w:tcPr>
-            <w:tcW w:type="dxa" w:w="3182"/>
-          </w:tcPr>
-          <w:p>
-            <w:pPr>
-              <w:spacing w:after="20"/>
-            </w:pPr>
-            <w:r>
-              <w:rPr>
-                <w:sz w:val="15"/>
-              </w:rPr>
-              <w:t>Macro share of textiles and clothing within manufacturing value added</w:t>
-            </w:r>
-          </w:p>
-        </w:tc>
-        <w:tc>
-          <w:tcPr>
-            <w:tcW w:type="dxa" w:w="3182"/>
-          </w:tcPr>
-          <w:p>
-            <w:pPr>
-              <w:spacing w:after="20"/>
-            </w:pPr>
-            <w:r>
-              <w:rPr>
-                <w:sz w:val="15"/>
-              </w:rPr>
-              <w:t>Country-year series; no SKU-level sales. CC BY-4.0 attribution indicated by official data page.</w:t>
-            </w:r>
-          </w:p>
-        </w:tc>
-      </w:tr>
-      <w:tr>
-        <w:tc>
-          <w:tcPr>
-            <w:tcW w:type="dxa" w:w="3182"/>
-          </w:tcPr>
-          <w:p>
-            <w:pPr>
-              <w:spacing w:after="20"/>
-            </w:pPr>
-            <w:r>
-              <w:rPr>
-                <w:sz w:val="15"/>
-              </w:rPr>
-              <w:t>Open Supply Hub</w:t>
-              <w:br/>
-              <w:t>https://info.opensupplyhub.org/resources/how-to-search</w:t>
-            </w:r>
-          </w:p>
-        </w:tc>
-        <w:tc>
-          <w:tcPr>
-            <w:tcW w:type="dxa" w:w="3182"/>
-          </w:tcPr>
-          <w:p>
-            <w:pPr>
-              <w:spacing w:after="20"/>
-            </w:pPr>
-            <w:r>
-              <w:rPr>
-                <w:sz w:val="15"/>
-              </w:rPr>
-              <w:t>Apparel/textile facility search and supply-chain mapping</w:t>
-            </w:r>
-          </w:p>
-        </w:tc>
-        <w:tc>
-          <w:tcPr>
-            <w:tcW w:type="dxa" w:w="3182"/>
-          </w:tcPr>
-          <w:p>
-            <w:pPr>
-              <w:spacing w:after="20"/>
-            </w:pPr>
-            <w:r>
-              <w:rPr>
-                <w:sz w:val="15"/>
-              </w:rPr>
-              <w:t>Account requirements; free exports subject to location-count limit and provider conditions.</w:t>
-            </w:r>
-          </w:p>
-        </w:tc>
-      </w:tr>
-    </w:tbl>
-    <w:p>
-      <w:pPr>
-        <w:spacing w:after="0"/>
-      </w:pPr>
-    </w:p>
-    <w:p>
-      <w:r>
-        <w:t>A suitable teaching plan is to use the synthetic fashion CSV as the executable baseline, independently download the UCI workbook to test general transaction parsing (without treating it as fashion), and treat Kaggle fashion data as conditional on explicitly accepting its rules. This avoids constructing fictitious download or evaluation claims. The optional fetch_worldbank.py script demonstrates an API request plus raw-response hashing, pagination guard, source URL and acquisition timestamp, but its network download was not executed as part of the offline test run.</w:t>
-      </w:r>
-    </w:p>
-    <w:p>
-      <w:pPr>
-        <w:pStyle w:val="Heading1"/>
-      </w:pPr>
-      <w:r>
-        <w:t>3. Dataset selection, metadata and raw preservation</w:t>
-      </w:r>
-    </w:p>
-    <w:p>
-      <w:r>
-        <w:t>For the executable example, choose a row grain of ONE ORDER LINE. A single order_id may legitimately contain two products, so deduplicating on order_id would delete sales. The generated fixture includes order_id, line_id, UTC demonstration timestamp, product SKU, category, size, quantity, unit price in synthetic INR, discount, fictional customer ID, channel, colour and return flag. The 163 source rows are generated by a fixed seed (2026) and saved to data/raw/synthetic_fashion_orders.csv. There are intentionally two exact duplicate rows, one conflicting repeated line_id, invalid numeric strings, missing keys, date errors, returns and inconsistent size/category labels.</w:t>
-      </w:r>
-    </w:p>
-    <w:p>
-      <w:r>
-        <w:t>Preserve raw files exactly. The script calculates SHA-256 on raw bytes and writes it into quality_audit.json together with the input name and counting rules. Store separately: raw/, processed/, outputs/assets/, code, requirements and tests. Do not overwrite originals or silently repair factual values. Actual public downloads must additionally record the source URL, retrieval timestamp, publication/date version, license, required citation, checksum, data coverage, owner and any approval or access constraints.</w:t>
-      </w:r>
-    </w:p>
-    <w:tbl>
-      <w:tblPr>
-        <w:tblStyle w:val="LightShading-Accent1"/>
-        <w:tblW w:type="auto" w:w="0"/>
-        <w:jc w:val="center"/>
-        <w:tblLayout w:type="autofit"/>
-        <w:tblLook w:firstColumn="1" w:firstRow="1" w:lastColumn="0" w:lastRow="0" w:noHBand="0" w:noVBand="1" w:val="04A0"/>
-      </w:tblPr>
-      <w:tblGrid>
-        <w:gridCol w:w="3182"/>
-        <w:gridCol w:w="3182"/>
-        <w:gridCol w:w="3182"/>
-      </w:tblGrid>
-      <w:tr>
-        <w:tc>
-          <w:tcPr>
-            <w:tcW w:type="dxa" w:w="3182"/>
-            <w:vAlign w:val="center"/>
-          </w:tcPr>
-          <w:p>
-            <w:r>
-              <w:rPr>
-                <w:b/>
-                <w:sz w:val="16"/>
-              </w:rPr>
-              <w:t>Data contract field</w:t>
-            </w:r>
-          </w:p>
-        </w:tc>
-        <w:tc>
-          <w:tcPr>
-            <w:tcW w:type="dxa" w:w="3182"/>
-            <w:vAlign w:val="center"/>
-          </w:tcPr>
-          <w:p>
-            <w:r>
-              <w:rPr>
-                <w:b/>
-                <w:sz w:val="16"/>
-              </w:rPr>
-              <w:t>Expected type</w:t>
-            </w:r>
-          </w:p>
-        </w:tc>
-        <w:tc>
-          <w:tcPr>
-            <w:tcW w:type="dxa" w:w="3182"/>
-            <w:vAlign w:val="center"/>
-          </w:tcPr>
-          <w:p>
-            <w:r>
-              <w:rPr>
-                <w:b/>
-                <w:sz w:val="16"/>
-              </w:rPr>
-              <w:t>Business or cleaning rule</w:t>
-            </w:r>
-          </w:p>
-        </w:tc>
-      </w:tr>
-      <w:tr>
-        <w:tc>
-          <w:tcPr>
-            <w:tcW w:type="dxa" w:w="3182"/>
-          </w:tcPr>
-          <w:p>
-            <w:pPr>
-              <w:spacing w:after="20"/>
-            </w:pPr>
-            <w:r>
-              <w:rPr>
-                <w:sz w:val="15"/>
-              </w:rPr>
-              <w:t>order_id / line_id</w:t>
-            </w:r>
-          </w:p>
-        </w:tc>
-        <w:tc>
-          <w:tcPr>
-            <w:tcW w:type="dxa" w:w="3182"/>
-          </w:tcPr>
-          <w:p>
-            <w:pPr>
-              <w:spacing w:after="20"/>
-            </w:pPr>
-            <w:r>
-              <w:rPr>
-                <w:sz w:val="15"/>
-              </w:rPr>
-              <w:t>string / string</w:t>
-            </w:r>
-          </w:p>
-        </w:tc>
-        <w:tc>
-          <w:tcPr>
-            <w:tcW w:type="dxa" w:w="3182"/>
-          </w:tcPr>
-          <w:p>
-            <w:pPr>
-              <w:spacing w:after="20"/>
-            </w:pPr>
-            <w:r>
-              <w:rPr>
-                <w:sz w:val="15"/>
-              </w:rPr>
-              <w:t>Both required. line_id is unique per order line; order_id can repeat across lines.</w:t>
-            </w:r>
-          </w:p>
-        </w:tc>
-      </w:tr>
-      <w:tr>
-        <w:tc>
-          <w:tcPr>
-            <w:tcW w:type="dxa" w:w="3182"/>
-          </w:tcPr>
-          <w:p>
-            <w:pPr>
-              <w:spacing w:after="20"/>
-            </w:pPr>
-            <w:r>
-              <w:rPr>
-                <w:sz w:val="15"/>
-              </w:rPr>
-              <w:t>order_timestamp</w:t>
-            </w:r>
-          </w:p>
-        </w:tc>
-        <w:tc>
-          <w:tcPr>
-            <w:tcW w:type="dxa" w:w="3182"/>
-          </w:tcPr>
-          <w:p>
-            <w:pPr>
-              <w:spacing w:after="20"/>
-            </w:pPr>
-            <w:r>
-              <w:rPr>
-                <w:sz w:val="15"/>
-              </w:rPr>
-              <w:t>ISO-like datetime</w:t>
-            </w:r>
-          </w:p>
-        </w:tc>
-        <w:tc>
-          <w:tcPr>
-            <w:tcW w:type="dxa" w:w="3182"/>
-          </w:tcPr>
-          <w:p>
-            <w:pPr>
-              <w:spacing w:after="20"/>
-            </w:pPr>
-            <w:r>
-              <w:rPr>
-                <w:sz w:val="15"/>
-              </w:rPr>
-              <w:t>Parse explicitly, standardize to declared timezone; invalid dates quarantined.</w:t>
-            </w:r>
-          </w:p>
-        </w:tc>
-      </w:tr>
-      <w:tr>
-        <w:tc>
-          <w:tcPr>
-            <w:tcW w:type="dxa" w:w="3182"/>
-          </w:tcPr>
-          <w:p>
-            <w:pPr>
-              <w:spacing w:after="20"/>
-            </w:pPr>
-            <w:r>
-              <w:rPr>
-                <w:sz w:val="15"/>
-              </w:rPr>
-              <w:t>sku / category</w:t>
-            </w:r>
-          </w:p>
-        </w:tc>
-        <w:tc>
-          <w:tcPr>
-            <w:tcW w:type="dxa" w:w="3182"/>
-          </w:tcPr>
-          <w:p>
-            <w:pPr>
-              <w:spacing w:after="20"/>
-            </w:pPr>
-            <w:r>
-              <w:rPr>
-                <w:sz w:val="15"/>
-              </w:rPr>
-              <w:t>string / controlled text</w:t>
-            </w:r>
-          </w:p>
-        </w:tc>
-        <w:tc>
-          <w:tcPr>
-            <w:tcW w:type="dxa" w:w="3182"/>
-          </w:tcPr>
-          <w:p>
-            <w:pPr>
-              <w:spacing w:after="20"/>
-            </w:pPr>
-            <w:r>
-              <w:rPr>
-                <w:sz w:val="15"/>
-              </w:rPr>
-              <w:t>SKU required; map category synonyms but retain unresolved nonblank labels.</w:t>
-            </w:r>
-          </w:p>
-        </w:tc>
-      </w:tr>
-      <w:tr>
-        <w:tc>
-          <w:tcPr>
-            <w:tcW w:type="dxa" w:w="3182"/>
-          </w:tcPr>
-          <w:p>
-            <w:pPr>
-              <w:spacing w:after="20"/>
-            </w:pPr>
-            <w:r>
-              <w:rPr>
-                <w:sz w:val="15"/>
-              </w:rPr>
-              <w:t>size / colour</w:t>
-            </w:r>
-          </w:p>
-        </w:tc>
-        <w:tc>
-          <w:tcPr>
-            <w:tcW w:type="dxa" w:w="3182"/>
-          </w:tcPr>
-          <w:p>
-            <w:pPr>
-              <w:spacing w:after="20"/>
-            </w:pPr>
-            <w:r>
-              <w:rPr>
-                <w:sz w:val="15"/>
-              </w:rPr>
-              <w:t>categorical</w:t>
-            </w:r>
-          </w:p>
-        </w:tc>
-        <w:tc>
-          <w:tcPr>
-            <w:tcW w:type="dxa" w:w="3182"/>
-          </w:tcPr>
-          <w:p>
-            <w:pPr>
-              <w:spacing w:after="20"/>
-            </w:pPr>
-            <w:r>
-              <w:rPr>
-                <w:sz w:val="15"/>
-              </w:rPr>
-              <w:t>Map Small / medium / MD etc. to S/M/L/XL; unknown values flagged.</w:t>
-            </w:r>
-          </w:p>
-        </w:tc>
-      </w:tr>
-      <w:tr>
-        <w:tc>
-          <w:tcPr>
-            <w:tcW w:type="dxa" w:w="3182"/>
-          </w:tcPr>
-          <w:p>
-            <w:pPr>
-              <w:spacing w:after="20"/>
-            </w:pPr>
-            <w:r>
-              <w:rPr>
-                <w:sz w:val="15"/>
-              </w:rPr>
-              <w:t>quantity / return_flag</w:t>
-            </w:r>
-          </w:p>
-        </w:tc>
-        <w:tc>
-          <w:tcPr>
-            <w:tcW w:type="dxa" w:w="3182"/>
-          </w:tcPr>
-          <w:p>
-            <w:pPr>
-              <w:spacing w:after="20"/>
-            </w:pPr>
-            <w:r>
-              <w:rPr>
-                <w:sz w:val="15"/>
-              </w:rPr>
-              <w:t>integer / bool</w:t>
-            </w:r>
-          </w:p>
-        </w:tc>
-        <w:tc>
-          <w:tcPr>
-            <w:tcW w:type="dxa" w:w="3182"/>
-          </w:tcPr>
-          <w:p>
-            <w:pPr>
-              <w:spacing w:after="20"/>
-            </w:pPr>
-            <w:r>
-              <w:rPr>
-                <w:sz w:val="15"/>
-              </w:rPr>
-              <w:t>Positive for sales, negative for flagged returns; mismatches quarantined.</w:t>
-            </w:r>
-          </w:p>
-        </w:tc>
-      </w:tr>
-      <w:tr>
-        <w:tc>
-          <w:tcPr>
-            <w:tcW w:type="dxa" w:w="3182"/>
-          </w:tcPr>
-          <w:p>
-            <w:pPr>
-              <w:spacing w:after="20"/>
-            </w:pPr>
-            <w:r>
-              <w:rPr>
-                <w:sz w:val="15"/>
-              </w:rPr>
-              <w:t>unit_price_inr / discount_pct</w:t>
-            </w:r>
-          </w:p>
-        </w:tc>
-        <w:tc>
-          <w:tcPr>
-            <w:tcW w:type="dxa" w:w="3182"/>
-          </w:tcPr>
-          <w:p>
-            <w:pPr>
-              <w:spacing w:after="20"/>
-            </w:pPr>
-            <w:r>
-              <w:rPr>
-                <w:sz w:val="15"/>
-              </w:rPr>
-              <w:t>numeric / fraction [0,1]</w:t>
-            </w:r>
-          </w:p>
-        </w:tc>
-        <w:tc>
-          <w:tcPr>
-            <w:tcW w:type="dxa" w:w="3182"/>
-          </w:tcPr>
-          <w:p>
-            <w:pPr>
-              <w:spacing w:after="20"/>
-            </w:pPr>
-            <w:r>
-              <w:rPr>
-                <w:sz w:val="15"/>
-              </w:rPr>
-              <w:t>Parse separators, symbol and percentages; never invent missing price or &gt;100% discount.</w:t>
-            </w:r>
-          </w:p>
-        </w:tc>
-      </w:tr>
-      <w:tr>
-        <w:tc>
-          <w:tcPr>
-            <w:tcW w:type="dxa" w:w="3182"/>
-          </w:tcPr>
-          <w:p>
-            <w:pPr>
-              <w:spacing w:after="20"/>
-            </w:pPr>
-            <w:r>
-              <w:rPr>
-                <w:sz w:val="15"/>
-              </w:rPr>
-              <w:t>customer_id / channel</w:t>
-            </w:r>
-          </w:p>
-        </w:tc>
-        <w:tc>
-          <w:tcPr>
-            <w:tcW w:type="dxa" w:w="3182"/>
-          </w:tcPr>
-          <w:p>
-            <w:pPr>
-              <w:spacing w:after="20"/>
-            </w:pPr>
-            <w:r>
-              <w:rPr>
-                <w:sz w:val="15"/>
-              </w:rPr>
-              <w:t>string / controlled text</w:t>
-            </w:r>
-          </w:p>
-        </w:tc>
-        <w:tc>
-          <w:tcPr>
-            <w:tcW w:type="dxa" w:w="3182"/>
-          </w:tcPr>
-          <w:p>
-            <w:pPr>
-              <w:spacing w:after="20"/>
-            </w:pPr>
-            <w:r>
-              <w:rPr>
-                <w:sz w:val="15"/>
-              </w:rPr>
-              <w:t>Retain missing customer as GUEST and exclude from person-level aggregates.</w:t>
-            </w:r>
-          </w:p>
-        </w:tc>
-      </w:tr>
-    </w:tbl>
-    <w:p>
-      <w:pPr>
-        <w:spacing w:after="0"/>
-      </w:pPr>
-    </w:p>
-    <w:p>
-      <w:pPr>
-        <w:pStyle w:val="Heading2"/>
-      </w:pPr>
-      <w:r>
-        <w:t>4. Step-by-step preprocessing methodology</w:t>
-      </w:r>
-    </w:p>
-    <w:p>
-      <w:pPr>
-        <w:pStyle w:val="Heading2"/>
-      </w:pPr>
-      <w:r>
-        <w:t>4.1 Ingest and validate</w:t>
-      </w:r>
-    </w:p>
-    <w:p>
-      <w:r>
-        <w:t>Read identifiers as strings to retain zero padding and prevent numeric conversion of StockCode/CustomerID. Validate required field names immediately and fail fast on missing columns. Preserve a source_row number equal to the CSV line position for row-level tracing. Create an initial profile with row count, completeness by column, exact duplicates, invalid types, date-range surprises and quantity/price bounds. The header is not a data record.</w:t>
-      </w:r>
-    </w:p>
-    <w:p>
-      <w:pPr>
-        <w:pStyle w:val="Heading2"/>
-      </w:pPr>
-      <w:r>
-        <w:t>4.2 Standardize text, categories and timestamps</w:t>
-      </w:r>
-    </w:p>
-    <w:p>
-      <w:r>
-        <w:t>Trim whitespace, uppercase controlled vocabularies and compress repeated spaces. Use explicit dictionaries: “tees”→TSHIRT, “jeans”→DENIM, “web” / “mobile app”→ONLINE, “medium” / “md”→M. “xxxl” is not silently mapped to XL; it becomes UNKNOWN with a separate size_unknown flag. Synthetic demo timestamps are interpreted in UTC; an actual Coimbatore point-of-sale feed must supply its own authoritative timezone (typically Asia/Kolkata for India), and conversion should be tested across date boundaries. A malformed “31/09/2026” cannot be repaired by guessing.</w:t>
-      </w:r>
-    </w:p>
-    <w:p>
-      <w:pPr>
-        <w:pStyle w:val="Heading2"/>
-      </w:pPr>
-      <w:r>
-        <w:t>4.3 Parse price, discount and units</w:t>
-      </w:r>
-    </w:p>
-    <w:p>
-      <w:r>
-        <w:t>Price parsing removes the synthetic rupee symbol and thousands commas (₹1,899.00 → 1899.00), then enforces strictly positive numeric price. Discounts “15”, “0.15” and “15%” all normalize to the fraction 0.15. Values below zero or above 1 are invalid. For the demonstration only, blank discount is treated as 0 because the fixture assumes absent promotion; do not use that rule on a live dataset until an explicit source contract confirms it. Quantity must be a non-zero whole number. A negative quantity paired with return_flag=true is routed to the returns table; a positive returned item or an unexplained negative quantity is quarantined.</w:t>
-      </w:r>
-    </w:p>
-    <w:p>
-      <w:pPr>
-        <w:pStyle w:val="Heading2"/>
-      </w:pPr>
-      <w:r>
-        <w:t>4.4 Handle missing values and duplicates</w:t>
-      </w:r>
-    </w:p>
-    <w:tbl>
-      <w:tblPr>
-        <w:tblStyle w:val="LightShading-Accent1"/>
-        <w:tblW w:type="auto" w:w="0"/>
-        <w:jc w:val="center"/>
-        <w:tblLayout w:type="autofit"/>
-        <w:tblLook w:firstColumn="1" w:firstRow="1" w:lastColumn="0" w:lastRow="0" w:noHBand="0" w:noVBand="1" w:val="04A0"/>
-      </w:tblPr>
-      <w:tblGrid>
-        <w:gridCol w:w="3182"/>
-        <w:gridCol w:w="3182"/>
-        <w:gridCol w:w="3182"/>
-      </w:tblGrid>
-      <w:tr>
-        <w:tc>
-          <w:tcPr>
-            <w:tcW w:type="dxa" w:w="3182"/>
-            <w:vAlign w:val="center"/>
-          </w:tcPr>
-          <w:p>
-            <w:r>
-              <w:rPr>
-                <w:b/>
-                <w:sz w:val="16"/>
-              </w:rPr>
-              <w:t>Condition</w:t>
-            </w:r>
-          </w:p>
-        </w:tc>
-        <w:tc>
-          <w:tcPr>
-            <w:tcW w:type="dxa" w:w="3182"/>
-            <w:vAlign w:val="center"/>
-          </w:tcPr>
-          <w:p>
-            <w:r>
-              <w:rPr>
-                <w:b/>
-                <w:sz w:val="16"/>
-              </w:rPr>
-              <w:t>Rule</w:t>
-            </w:r>
-          </w:p>
-        </w:tc>
-        <w:tc>
-          <w:tcPr>
-            <w:tcW w:type="dxa" w:w="3182"/>
-            <w:vAlign w:val="center"/>
-          </w:tcPr>
-          <w:p>
-            <w:r>
-              <w:rPr>
-                <w:b/>
-                <w:sz w:val="16"/>
-              </w:rPr>
-              <w:t>Why</w:t>
-            </w:r>
-          </w:p>
-        </w:tc>
-      </w:tr>
-      <w:tr>
-        <w:tc>
-          <w:tcPr>
-            <w:tcW w:type="dxa" w:w="3182"/>
-          </w:tcPr>
-          <w:p>
-            <w:pPr>
-              <w:spacing w:after="20"/>
-            </w:pPr>
-            <w:r>
-              <w:rPr>
-                <w:sz w:val="15"/>
-              </w:rPr>
-              <w:t>Missing order_id, line_id, SKU, product category</w:t>
-            </w:r>
-          </w:p>
-        </w:tc>
-        <w:tc>
-          <w:tcPr>
-            <w:tcW w:type="dxa" w:w="3182"/>
-          </w:tcPr>
-          <w:p>
-            <w:pPr>
-              <w:spacing w:after="20"/>
-            </w:pPr>
-            <w:r>
-              <w:rPr>
-                <w:sz w:val="15"/>
-              </w:rPr>
-              <w:t>Quarantine row and record reason</w:t>
-            </w:r>
-          </w:p>
-        </w:tc>
-        <w:tc>
-          <w:tcPr>
-            <w:tcW w:type="dxa" w:w="3182"/>
-          </w:tcPr>
-          <w:p>
-            <w:pPr>
-              <w:spacing w:after="20"/>
-            </w:pPr>
-            <w:r>
-              <w:rPr>
-                <w:sz w:val="15"/>
-              </w:rPr>
-              <w:t>Cannot safely identify the event or the product.</w:t>
-            </w:r>
-          </w:p>
-        </w:tc>
-      </w:tr>
-      <w:tr>
-        <w:tc>
-          <w:tcPr>
-            <w:tcW w:type="dxa" w:w="3182"/>
-          </w:tcPr>
-          <w:p>
-            <w:pPr>
-              <w:spacing w:after="20"/>
-            </w:pPr>
-            <w:r>
-              <w:rPr>
-                <w:sz w:val="15"/>
-              </w:rPr>
-              <w:t>Missing / invalid unit price</w:t>
-            </w:r>
-          </w:p>
-        </w:tc>
-        <w:tc>
-          <w:tcPr>
-            <w:tcW w:type="dxa" w:w="3182"/>
-          </w:tcPr>
-          <w:p>
-            <w:pPr>
-              <w:spacing w:after="20"/>
-            </w:pPr>
-            <w:r>
-              <w:rPr>
-                <w:sz w:val="15"/>
-              </w:rPr>
-              <w:t>Quarantine; request source correction</w:t>
-            </w:r>
-          </w:p>
-        </w:tc>
-        <w:tc>
-          <w:tcPr>
-            <w:tcW w:type="dxa" w:w="3182"/>
-          </w:tcPr>
-          <w:p>
-            <w:pPr>
-              <w:spacing w:after="20"/>
-            </w:pPr>
-            <w:r>
-              <w:rPr>
-                <w:sz w:val="15"/>
-              </w:rPr>
-              <w:t>Zero-fill would manufacture financial results and bias sales.</w:t>
-            </w:r>
-          </w:p>
-        </w:tc>
-      </w:tr>
-      <w:tr>
-        <w:tc>
-          <w:tcPr>
-            <w:tcW w:type="dxa" w:w="3182"/>
-          </w:tcPr>
-          <w:p>
-            <w:pPr>
-              <w:spacing w:after="20"/>
-            </w:pPr>
-            <w:r>
-              <w:rPr>
-                <w:sz w:val="15"/>
-              </w:rPr>
-              <w:t>Missing customer ID</w:t>
-            </w:r>
-          </w:p>
-        </w:tc>
-        <w:tc>
-          <w:tcPr>
-            <w:tcW w:type="dxa" w:w="3182"/>
-          </w:tcPr>
-          <w:p>
-            <w:pPr>
-              <w:spacing w:after="20"/>
-            </w:pPr>
-            <w:r>
-              <w:rPr>
-                <w:sz w:val="15"/>
-              </w:rPr>
-              <w:t>Set GUEST + customer_missing=true; exclude from customer-level features</w:t>
-            </w:r>
-          </w:p>
-        </w:tc>
-        <w:tc>
-          <w:tcPr>
-            <w:tcW w:type="dxa" w:w="3182"/>
-          </w:tcPr>
-          <w:p>
-            <w:pPr>
-              <w:spacing w:after="20"/>
-            </w:pPr>
-            <w:r>
-              <w:rPr>
-                <w:sz w:val="15"/>
-              </w:rPr>
-              <w:t>Retain aggregate demand without inventing identities.</w:t>
-            </w:r>
-          </w:p>
-        </w:tc>
-      </w:tr>
-      <w:tr>
-        <w:tc>
-          <w:tcPr>
-            <w:tcW w:type="dxa" w:w="3182"/>
-          </w:tcPr>
-          <w:p>
-            <w:pPr>
-              <w:spacing w:after="20"/>
-            </w:pPr>
-            <w:r>
-              <w:rPr>
-                <w:sz w:val="15"/>
-              </w:rPr>
-              <w:t>Missing / unexpected apparel size</w:t>
-            </w:r>
-          </w:p>
-        </w:tc>
-        <w:tc>
-          <w:tcPr>
-            <w:tcW w:type="dxa" w:w="3182"/>
-          </w:tcPr>
-          <w:p>
-            <w:pPr>
-              <w:spacing w:after="20"/>
-            </w:pPr>
-            <w:r>
-              <w:rPr>
-                <w:sz w:val="15"/>
-              </w:rPr>
-              <w:t>UNKNOWN category + size_unknown flag</w:t>
-            </w:r>
-          </w:p>
-        </w:tc>
-        <w:tc>
-          <w:tcPr>
-            <w:tcW w:type="dxa" w:w="3182"/>
-          </w:tcPr>
-          <w:p>
-            <w:pPr>
-              <w:spacing w:after="20"/>
-            </w:pPr>
-            <w:r>
-              <w:rPr>
-                <w:sz w:val="15"/>
-              </w:rPr>
-              <w:t>Preserves volume while highlighting fit/size uncertainty.</w:t>
-            </w:r>
-          </w:p>
-        </w:tc>
-      </w:tr>
-      <w:tr>
-        <w:tc>
-          <w:tcPr>
-            <w:tcW w:type="dxa" w:w="3182"/>
-          </w:tcPr>
-          <w:p>
-            <w:pPr>
-              <w:spacing w:after="20"/>
-            </w:pPr>
-            <w:r>
-              <w:rPr>
-                <w:sz w:val="15"/>
-              </w:rPr>
-              <w:t>Exact full-row duplicate</w:t>
-            </w:r>
-          </w:p>
-        </w:tc>
-        <w:tc>
-          <w:tcPr>
-            <w:tcW w:type="dxa" w:w="3182"/>
-          </w:tcPr>
-          <w:p>
-            <w:pPr>
-              <w:spacing w:after="20"/>
-            </w:pPr>
-            <w:r>
-              <w:rPr>
-                <w:sz w:val="15"/>
-              </w:rPr>
-              <w:t>Quarantine subsequent duplicate</w:t>
-            </w:r>
-          </w:p>
-        </w:tc>
-        <w:tc>
-          <w:tcPr>
-            <w:tcW w:type="dxa" w:w="3182"/>
-          </w:tcPr>
-          <w:p>
-            <w:pPr>
-              <w:spacing w:after="20"/>
-            </w:pPr>
-            <w:r>
-              <w:rPr>
-                <w:sz w:val="15"/>
-              </w:rPr>
-              <w:t>Avoid double counting.</w:t>
-            </w:r>
-          </w:p>
-        </w:tc>
-      </w:tr>
-      <w:tr>
-        <w:tc>
-          <w:tcPr>
-            <w:tcW w:type="dxa" w:w="3182"/>
-          </w:tcPr>
-          <w:p>
-            <w:pPr>
-              <w:spacing w:after="20"/>
-            </w:pPr>
-            <w:r>
-              <w:rPr>
-                <w:sz w:val="15"/>
-              </w:rPr>
-              <w:t>Reused line_id with contradictory fields</w:t>
-            </w:r>
-          </w:p>
-        </w:tc>
-        <w:tc>
-          <w:tcPr>
-            <w:tcW w:type="dxa" w:w="3182"/>
-          </w:tcPr>
-          <w:p>
-            <w:pPr>
-              <w:spacing w:after="20"/>
-            </w:pPr>
-            <w:r>
-              <w:rPr>
-                <w:sz w:val="15"/>
-              </w:rPr>
-              <w:t>Quarantine conflicting line and review</w:t>
-            </w:r>
-          </w:p>
-        </w:tc>
-        <w:tc>
-          <w:tcPr>
-            <w:tcW w:type="dxa" w:w="3182"/>
-          </w:tcPr>
-          <w:p>
-            <w:pPr>
-              <w:spacing w:after="20"/>
-            </w:pPr>
-            <w:r>
-              <w:rPr>
-                <w:sz w:val="15"/>
-              </w:rPr>
-              <w:t>Avoid selecting arbitrary revenue.</w:t>
-            </w:r>
-          </w:p>
-        </w:tc>
-      </w:tr>
-      <w:tr>
-        <w:tc>
-          <w:tcPr>
-            <w:tcW w:type="dxa" w:w="3182"/>
-          </w:tcPr>
-          <w:p>
-            <w:pPr>
-              <w:spacing w:after="20"/>
-            </w:pPr>
-            <w:r>
-              <w:rPr>
-                <w:sz w:val="15"/>
-              </w:rPr>
-              <w:t>Same order_id, different line_id</w:t>
-            </w:r>
-          </w:p>
-        </w:tc>
-        <w:tc>
-          <w:tcPr>
-            <w:tcW w:type="dxa" w:w="3182"/>
-          </w:tcPr>
-          <w:p>
-            <w:pPr>
-              <w:spacing w:after="20"/>
-            </w:pPr>
-            <w:r>
-              <w:rPr>
-                <w:sz w:val="15"/>
-              </w:rPr>
-              <w:t>Keep both</w:t>
-            </w:r>
-          </w:p>
-        </w:tc>
-        <w:tc>
-          <w:tcPr>
-            <w:tcW w:type="dxa" w:w="3182"/>
-          </w:tcPr>
-          <w:p>
-            <w:pPr>
-              <w:spacing w:after="20"/>
-            </w:pPr>
-            <w:r>
-              <w:rPr>
-                <w:sz w:val="15"/>
-              </w:rPr>
-              <w:t>Multiline basket is expected and not duplication.</w:t>
-            </w:r>
-          </w:p>
-        </w:tc>
-      </w:tr>
-      <w:tr>
-        <w:tc>
-          <w:tcPr>
-            <w:tcW w:type="dxa" w:w="3182"/>
-          </w:tcPr>
-          <w:p>
-            <w:pPr>
-              <w:spacing w:after="20"/>
-            </w:pPr>
-            <w:r>
-              <w:rPr>
-                <w:sz w:val="15"/>
-              </w:rPr>
-              <w:t>Out-of-window but valid timestamp</w:t>
-            </w:r>
-          </w:p>
-        </w:tc>
-        <w:tc>
-          <w:tcPr>
-            <w:tcW w:type="dxa" w:w="3182"/>
-          </w:tcPr>
-          <w:p>
-            <w:pPr>
-              <w:spacing w:after="20"/>
-            </w:pPr>
-            <w:r>
-              <w:rPr>
-                <w:sz w:val="15"/>
-              </w:rPr>
-              <w:t>Retain and note period scope</w:t>
-            </w:r>
-          </w:p>
-        </w:tc>
-        <w:tc>
-          <w:tcPr>
-            <w:tcW w:type="dxa" w:w="3182"/>
-          </w:tcPr>
-          <w:p>
-            <w:pPr>
-              <w:spacing w:after="20"/>
-            </w:pPr>
-            <w:r>
-              <w:rPr>
-                <w:sz w:val="15"/>
-              </w:rPr>
-              <w:t>Do not erase data merely because it crosses a target month.</w:t>
-            </w:r>
-          </w:p>
-        </w:tc>
-      </w:tr>
-    </w:tbl>
-    <w:p>
-      <w:pPr>
-        <w:spacing w:after="0"/>
-      </w:pPr>
-    </w:p>
-    <w:p>
-      <w:r>
-        <w:t>Why not drop all missing rows? Missingness may be systematic: cash shoppers may lack customer IDs, certain SKUs may have sparse sizing, and returns are not errors. The correct action depends on the field’s analytical role, not a generic “fillna(0)”. For supervised modelling, imputation statistics and encoders are fit on training data only, then applied unchanged to later periods to prevent information leakage.</w:t>
-      </w:r>
-    </w:p>
-    <w:p>
-      <w:pPr>
-        <w:pStyle w:val="Heading2"/>
-      </w:pPr>
-      <w:r>
-        <w:t>4.5 Transform and engineer features</w:t>
-      </w:r>
-    </w:p>
-    <w:p>
-      <w:r>
-        <w:t>For every accepted positive sale, unit_count = quantity, gross_value = unit_count × unit_price and net_value = gross_value × (1 − discount_fraction). Example: 2 kurta units at ₹1,299 with a 10% discount produce ₹2,598 gross and ₹2,338.20 net. Build order_day, ISO year_week, calendar month, day_of_week and weekend indicator; aggregate by category-week. Create lag_1_week_units = units_sold of the PREVIOUS week, and rolling_2_week_mean_past from only the TWO PREVIOUS weeks. The first eligible weeks are NA by design; replacing them with the current target would leak future demand. Customer-level frequency and monetary features exclude the anonymous GUEST grouping.</w:t>
-      </w:r>
-    </w:p>
-    <w:p>
-      <w:r>
-        <w:t>Normalization depends on the downstream estimator. Unit price and units are left in interpretable business units in the cleaned extracts. For distance-based clustering, use RobustScaler or StandardScaler fit on training data only, store the scaler, and split chronologically if evaluating forecasts. Never normalize categorical IDs numerically, and do not transform Google Trends’ within-query 0–100 scores into supposed transaction counts.</w:t>
-      </w:r>
-    </w:p>
-    <w:p>
-      <w:pPr>
-        <w:pStyle w:val="Heading1"/>
-      </w:pPr>
-      <w:r>
-        <w:t>5. Executed case study — concrete results</w:t>
-      </w:r>
-    </w:p>
-    <w:p>
-      <w:r>
-        <w:t>The following values are generated by executing python run_pipeline.py on the included deterministic synthetic fixture. They are independently checkable in data/processed/quality_audit.json, clean_sales.csv, returns.csv, quarantine.csv and weekly_features.csv. All revenue values use fictional, synthetic INR prices and are not observed company performance.</w:t>
-      </w:r>
-    </w:p>
-    <w:tbl>
-      <w:tblPr>
-        <w:tblStyle w:val="LightShading-Accent1"/>
-        <w:tblW w:type="auto" w:w="0"/>
-        <w:jc w:val="center"/>
-        <w:tblLayout w:type="autofit"/>
-        <w:tblLook w:firstColumn="1" w:firstRow="1" w:lastColumn="0" w:lastRow="0" w:noHBand="0" w:noVBand="1" w:val="04A0"/>
-      </w:tblPr>
-      <w:tblGrid>
-        <w:gridCol w:w="3182"/>
-        <w:gridCol w:w="3182"/>
-        <w:gridCol w:w="3182"/>
-      </w:tblGrid>
-      <w:tr>
-        <w:tc>
-          <w:tcPr>
-            <w:tcW w:type="dxa" w:w="3182"/>
-            <w:vAlign w:val="center"/>
-          </w:tcPr>
-          <w:p>
-            <w:r>
-              <w:rPr>
-                <w:b/>
-                <w:sz w:val="16"/>
-              </w:rPr>
-              <w:t>Quality outcome</w:t>
-            </w:r>
-          </w:p>
-        </w:tc>
-        <w:tc>
-          <w:tcPr>
-            <w:tcW w:type="dxa" w:w="3182"/>
-            <w:vAlign w:val="center"/>
-          </w:tcPr>
-          <w:p>
-            <w:r>
-              <w:rPr>
-                <w:b/>
-                <w:sz w:val="16"/>
-              </w:rPr>
-              <w:t>Measured value</w:t>
-            </w:r>
-          </w:p>
-        </w:tc>
-        <w:tc>
-          <w:tcPr>
-            <w:tcW w:type="dxa" w:w="3182"/>
-            <w:vAlign w:val="center"/>
-          </w:tcPr>
-          <w:p>
-            <w:r>
-              <w:rPr>
-                <w:b/>
-                <w:sz w:val="16"/>
-              </w:rPr>
-              <w:t>Interpretation</w:t>
-            </w:r>
-          </w:p>
-        </w:tc>
-      </w:tr>
-      <w:tr>
-        <w:tc>
-          <w:tcPr>
-            <w:tcW w:type="dxa" w:w="3182"/>
-          </w:tcPr>
-          <w:p>
-            <w:pPr>
-              <w:spacing w:after="20"/>
-            </w:pPr>
-            <w:r>
-              <w:rPr>
-                <w:sz w:val="15"/>
-              </w:rPr>
-              <w:t>Raw input lines</w:t>
-            </w:r>
-          </w:p>
-        </w:tc>
-        <w:tc>
-          <w:tcPr>
-            <w:tcW w:type="dxa" w:w="3182"/>
-          </w:tcPr>
-          <w:p>
-            <w:pPr>
-              <w:spacing w:after="20"/>
-            </w:pPr>
-            <w:r>
-              <w:rPr>
-                <w:sz w:val="15"/>
-              </w:rPr>
-              <w:t>163</w:t>
-            </w:r>
-          </w:p>
-        </w:tc>
-        <w:tc>
-          <w:tcPr>
-            <w:tcW w:type="dxa" w:w="3182"/>
-          </w:tcPr>
-          <w:p>
-            <w:pPr>
-              <w:spacing w:after="20"/>
-            </w:pPr>
-            <w:r>
-              <w:rPr>
-                <w:sz w:val="15"/>
-              </w:rPr>
-              <w:t>160 generated source rows + 2 exact duplicate copies + 1 conflicting line ID.</w:t>
-            </w:r>
-          </w:p>
-        </w:tc>
-      </w:tr>
-      <w:tr>
-        <w:tc>
-          <w:tcPr>
-            <w:tcW w:type="dxa" w:w="3182"/>
-          </w:tcPr>
-          <w:p>
-            <w:pPr>
-              <w:spacing w:after="20"/>
-            </w:pPr>
-            <w:r>
-              <w:rPr>
-                <w:sz w:val="15"/>
-              </w:rPr>
-              <w:t>Accepted sales</w:t>
-            </w:r>
-          </w:p>
-        </w:tc>
-        <w:tc>
-          <w:tcPr>
-            <w:tcW w:type="dxa" w:w="3182"/>
-          </w:tcPr>
-          <w:p>
-            <w:pPr>
-              <w:spacing w:after="20"/>
-            </w:pPr>
-            <w:r>
-              <w:rPr>
-                <w:sz w:val="15"/>
-              </w:rPr>
-              <w:t>147</w:t>
-            </w:r>
-          </w:p>
-        </w:tc>
-        <w:tc>
-          <w:tcPr>
-            <w:tcW w:type="dxa" w:w="3182"/>
-          </w:tcPr>
-          <w:p>
-            <w:pPr>
-              <w:spacing w:after="20"/>
-            </w:pPr>
-            <w:r>
-              <w:rPr>
-                <w:sz w:val="15"/>
-              </w:rPr>
-              <w:t>Positive, validated fashion order lines.</w:t>
-            </w:r>
-          </w:p>
-        </w:tc>
-      </w:tr>
-      <w:tr>
-        <w:tc>
-          <w:tcPr>
-            <w:tcW w:type="dxa" w:w="3182"/>
-          </w:tcPr>
-          <w:p>
-            <w:pPr>
-              <w:spacing w:after="20"/>
-            </w:pPr>
-            <w:r>
-              <w:rPr>
-                <w:sz w:val="15"/>
-              </w:rPr>
-              <w:t>Accepted returns</w:t>
-            </w:r>
-          </w:p>
-        </w:tc>
-        <w:tc>
-          <w:tcPr>
-            <w:tcW w:type="dxa" w:w="3182"/>
-          </w:tcPr>
-          <w:p>
-            <w:pPr>
-              <w:spacing w:after="20"/>
-            </w:pPr>
-            <w:r>
-              <w:rPr>
-                <w:sz w:val="15"/>
-              </w:rPr>
-              <w:t>2</w:t>
-            </w:r>
-          </w:p>
-        </w:tc>
-        <w:tc>
-          <w:tcPr>
-            <w:tcW w:type="dxa" w:w="3182"/>
-          </w:tcPr>
-          <w:p>
-            <w:pPr>
-              <w:spacing w:after="20"/>
-            </w:pPr>
-            <w:r>
-              <w:rPr>
-                <w:sz w:val="15"/>
-              </w:rPr>
-              <w:t>Negative quantity with return flag, kept separately.</w:t>
-            </w:r>
-          </w:p>
-        </w:tc>
-      </w:tr>
-      <w:tr>
-        <w:tc>
-          <w:tcPr>
-            <w:tcW w:type="dxa" w:w="3182"/>
-          </w:tcPr>
-          <w:p>
-            <w:pPr>
-              <w:spacing w:after="20"/>
-            </w:pPr>
-            <w:r>
-              <w:rPr>
-                <w:sz w:val="15"/>
-              </w:rPr>
-              <w:t>Quarantined lines</w:t>
-            </w:r>
-          </w:p>
-        </w:tc>
-        <w:tc>
-          <w:tcPr>
-            <w:tcW w:type="dxa" w:w="3182"/>
-          </w:tcPr>
-          <w:p>
-            <w:pPr>
-              <w:spacing w:after="20"/>
-            </w:pPr>
-            <w:r>
-              <w:rPr>
-                <w:sz w:val="15"/>
-              </w:rPr>
-              <w:t>14</w:t>
-            </w:r>
-          </w:p>
-        </w:tc>
-        <w:tc>
-          <w:tcPr>
-            <w:tcW w:type="dxa" w:w="3182"/>
-          </w:tcPr>
-          <w:p>
-            <w:pPr>
-              <w:spacing w:after="20"/>
-            </w:pPr>
-            <w:r>
-              <w:rPr>
-                <w:sz w:val="15"/>
-              </w:rPr>
-              <w:t>Nonconforming line IDs, dates, prices, quantities or category data.</w:t>
-            </w:r>
-          </w:p>
-        </w:tc>
-      </w:tr>
-      <w:tr>
-        <w:tc>
-          <w:tcPr>
-            <w:tcW w:type="dxa" w:w="3182"/>
-          </w:tcPr>
-          <w:p>
-            <w:pPr>
-              <w:spacing w:after="20"/>
-            </w:pPr>
-            <w:r>
-              <w:rPr>
-                <w:sz w:val="15"/>
-              </w:rPr>
-              <w:t>Retained valid lines</w:t>
-            </w:r>
-          </w:p>
-        </w:tc>
-        <w:tc>
-          <w:tcPr>
-            <w:tcW w:type="dxa" w:w="3182"/>
-          </w:tcPr>
-          <w:p>
-            <w:pPr>
-              <w:spacing w:after="20"/>
-            </w:pPr>
-            <w:r>
-              <w:rPr>
-                <w:sz w:val="15"/>
-              </w:rPr>
-              <w:t>149 / 163 = 91.41%</w:t>
-            </w:r>
-          </w:p>
-        </w:tc>
-        <w:tc>
-          <w:tcPr>
-            <w:tcW w:type="dxa" w:w="3182"/>
-          </w:tcPr>
-          <w:p>
-            <w:pPr>
-              <w:spacing w:after="20"/>
-            </w:pPr>
-            <w:r>
-              <w:rPr>
-                <w:sz w:val="15"/>
-              </w:rPr>
-              <w:t>Not the same as actual retailer data quality.</w:t>
-            </w:r>
-          </w:p>
-        </w:tc>
-      </w:tr>
-      <w:tr>
-        <w:tc>
-          <w:tcPr>
-            <w:tcW w:type="dxa" w:w="3182"/>
-          </w:tcPr>
-          <w:p>
-            <w:pPr>
-              <w:spacing w:after="20"/>
-            </w:pPr>
-            <w:r>
-              <w:rPr>
-                <w:sz w:val="15"/>
-              </w:rPr>
-              <w:t>Exact duplicates</w:t>
-            </w:r>
-          </w:p>
-        </w:tc>
-        <w:tc>
-          <w:tcPr>
-            <w:tcW w:type="dxa" w:w="3182"/>
-          </w:tcPr>
-          <w:p>
-            <w:pPr>
-              <w:spacing w:after="20"/>
-            </w:pPr>
-            <w:r>
-              <w:rPr>
-                <w:sz w:val="15"/>
-              </w:rPr>
-              <w:t>2</w:t>
-            </w:r>
-          </w:p>
-        </w:tc>
-        <w:tc>
-          <w:tcPr>
-            <w:tcW w:type="dxa" w:w="3182"/>
-          </w:tcPr>
-          <w:p>
-            <w:pPr>
-              <w:spacing w:after="20"/>
-            </w:pPr>
-            <w:r>
-              <w:rPr>
-                <w:sz w:val="15"/>
-              </w:rPr>
-              <w:t>Subsequent identical rows isolated, not silently dropped.</w:t>
-            </w:r>
-          </w:p>
-        </w:tc>
-      </w:tr>
-      <w:tr>
-        <w:tc>
-          <w:tcPr>
-            <w:tcW w:type="dxa" w:w="3182"/>
-          </w:tcPr>
-          <w:p>
-            <w:pPr>
-              <w:spacing w:after="20"/>
-            </w:pPr>
-            <w:r>
-              <w:rPr>
-                <w:sz w:val="15"/>
-              </w:rPr>
-              <w:t>Missing customer IDs retained</w:t>
-            </w:r>
-          </w:p>
-        </w:tc>
-        <w:tc>
-          <w:tcPr>
-            <w:tcW w:type="dxa" w:w="3182"/>
-          </w:tcPr>
-          <w:p>
-            <w:pPr>
-              <w:spacing w:after="20"/>
-            </w:pPr>
-            <w:r>
-              <w:rPr>
-                <w:sz w:val="15"/>
-              </w:rPr>
-              <w:t>2</w:t>
-            </w:r>
-          </w:p>
-        </w:tc>
-        <w:tc>
-          <w:tcPr>
-            <w:tcW w:type="dxa" w:w="3182"/>
-          </w:tcPr>
-          <w:p>
-            <w:pPr>
-              <w:spacing w:after="20"/>
-            </w:pPr>
-            <w:r>
-              <w:rPr>
-                <w:sz w:val="15"/>
-              </w:rPr>
-              <w:t>GUEST records retained in sales but omitted from customer features.</w:t>
-            </w:r>
-          </w:p>
-        </w:tc>
-      </w:tr>
-      <w:tr>
-        <w:tc>
-          <w:tcPr>
-            <w:tcW w:type="dxa" w:w="3182"/>
-          </w:tcPr>
-          <w:p>
-            <w:pPr>
-              <w:spacing w:after="20"/>
-            </w:pPr>
-            <w:r>
-              <w:rPr>
-                <w:sz w:val="15"/>
-              </w:rPr>
-              <w:t>Unknown size on kept lines</w:t>
-            </w:r>
-          </w:p>
-        </w:tc>
-        <w:tc>
-          <w:tcPr>
-            <w:tcW w:type="dxa" w:w="3182"/>
-          </w:tcPr>
-          <w:p>
-            <w:pPr>
-              <w:spacing w:after="20"/>
-            </w:pPr>
-            <w:r>
-              <w:rPr>
-                <w:sz w:val="15"/>
-              </w:rPr>
-              <w:t>2</w:t>
-            </w:r>
-          </w:p>
-        </w:tc>
-        <w:tc>
-          <w:tcPr>
-            <w:tcW w:type="dxa" w:w="3182"/>
-          </w:tcPr>
-          <w:p>
-            <w:pPr>
-              <w:spacing w:after="20"/>
-            </w:pPr>
-            <w:r>
-              <w:rPr>
-                <w:sz w:val="15"/>
-              </w:rPr>
-              <w:t>Data kept with an explicit unknown-size indicator.</w:t>
-            </w:r>
-          </w:p>
-        </w:tc>
-      </w:tr>
-      <w:tr>
-        <w:tc>
-          <w:tcPr>
-            <w:tcW w:type="dxa" w:w="3182"/>
-          </w:tcPr>
-          <w:p>
-            <w:pPr>
-              <w:spacing w:after="20"/>
-            </w:pPr>
-            <w:r>
-              <w:rPr>
-                <w:sz w:val="15"/>
-              </w:rPr>
-              <w:t>Reconciliation / tests</w:t>
-            </w:r>
-          </w:p>
-        </w:tc>
-        <w:tc>
-          <w:tcPr>
-            <w:tcW w:type="dxa" w:w="3182"/>
-          </w:tcPr>
-          <w:p>
-            <w:pPr>
-              <w:spacing w:after="20"/>
-            </w:pPr>
-            <w:r>
-              <w:rPr>
-                <w:sz w:val="15"/>
-              </w:rPr>
-              <w:t>163 = 147 + 2 + 14; 11/11 passed</w:t>
-            </w:r>
-          </w:p>
-        </w:tc>
-        <w:tc>
-          <w:tcPr>
-            <w:tcW w:type="dxa" w:w="3182"/>
-          </w:tcPr>
-          <w:p>
-            <w:pPr>
-              <w:spacing w:after="20"/>
-            </w:pPr>
-            <w:r>
-              <w:rPr>
-                <w:sz w:val="15"/>
-              </w:rPr>
-              <w:t>Whole-row accounting and automated validation.</w:t>
-            </w:r>
-          </w:p>
-        </w:tc>
-      </w:tr>
-      <w:tr>
-        <w:tc>
-          <w:tcPr>
-            <w:tcW w:type="dxa" w:w="3182"/>
-          </w:tcPr>
-          <w:p>
-            <w:pPr>
-              <w:spacing w:after="20"/>
-            </w:pPr>
-            <w:r>
-              <w:rPr>
-                <w:sz w:val="15"/>
-              </w:rPr>
-              <w:t>Synthetic gross / net sales</w:t>
-            </w:r>
-          </w:p>
-        </w:tc>
-        <w:tc>
-          <w:tcPr>
-            <w:tcW w:type="dxa" w:w="3182"/>
-          </w:tcPr>
-          <w:p>
-            <w:pPr>
-              <w:spacing w:after="20"/>
-            </w:pPr>
-            <w:r>
-              <w:rPr>
-                <w:sz w:val="15"/>
-              </w:rPr>
-              <w:t>₹292,860 / ₹268,664.55</w:t>
-            </w:r>
-          </w:p>
-        </w:tc>
-        <w:tc>
-          <w:tcPr>
-            <w:tcW w:type="dxa" w:w="3182"/>
-          </w:tcPr>
-          <w:p>
-            <w:pPr>
-              <w:spacing w:after="20"/>
-            </w:pPr>
-            <w:r>
-              <w:rPr>
-                <w:sz w:val="15"/>
-              </w:rPr>
-              <w:t>Illustrative after discounts; returns tracked separately, not deducted here.</w:t>
-            </w:r>
-          </w:p>
-        </w:tc>
-      </w:tr>
-    </w:tbl>
-    <w:p>
-      <w:pPr>
-        <w:spacing w:after="0"/>
-      </w:pPr>
-    </w:p>
-    <w:p>
-      <w:pPr>
-        <w:keepNext/>
-        <w:jc w:val="center"/>
-      </w:pPr>
-      <w:r>
         <w:drawing>
           <wp:inline xmlns:a="http://schemas.openxmlformats.org/drawingml/2006/main" xmlns:pic="http://schemas.openxmlformats.org/drawingml/2006/picture">
-            <wp:extent cx="5303520" cy="2387483"/>
+            <wp:extent cx="5943600" cy="2219899"/>
             <wp:docPr id="1" name="Picture 1"/>
             <wp:cNvGraphicFramePr>
               <a:graphicFrameLocks noChangeAspect="1"/>
@@ -2181,7 +43,7 @@
               <a:graphicData uri="http://schemas.openxmlformats.org/drawingml/2006/picture">
                 <pic:pic>
                   <pic:nvPicPr>
-                    <pic:cNvPr id="0" name="quality_breakdown.png"/>
+                    <pic:cNvPr id="0" name="real_catalog_category_distribution.png"/>
                     <pic:cNvPicPr/>
                   </pic:nvPicPr>
                   <pic:blipFill>
@@ -2193,7 +55,7 @@
                   <pic:spPr>
                     <a:xfrm>
                       <a:off x="0" y="0"/>
-                      <a:ext cx="5303520" cy="2387483"/>
+                      <a:ext cx="5943600" cy="2219899"/>
                     </a:xfrm>
                     <a:prstGeom prst="rect"/>
                   </pic:spPr>
@@ -2206,21 +68,182 @@
     </w:p>
     <w:p>
       <w:pPr>
-        <w:pStyle w:val="Captioncustom"/>
-        <w:jc w:val="center"/>
+        <w:pStyle w:val="Caption"/>
       </w:pPr>
       <w:r>
-        <w:t>Figure 1. Synthetic apparel order rows by outcome after preprocessing (source: executed Python demonstration).</w:t>
+        <w:t>Figure 1. Real fashion catalog product classifications in the observed snapshot; not transaction or demand counts.</w:t>
+      </w:r>
+    </w:p>
+    <w:p>
+      <w:pPr>
+        <w:pStyle w:val="Heading2"/>
+      </w:pPr>
+      <w:r>
+        <w:t>Submission at a glance</w:t>
+      </w:r>
+    </w:p>
+    <w:tbl>
+      <w:tblPr>
+        <w:tblStyle w:val="LightShading-Accent1"/>
+        <w:tblW w:type="auto" w:w="0"/>
+        <w:jc w:val="center"/>
+        <w:tblLook w:firstColumn="1" w:firstRow="1" w:lastColumn="0" w:lastRow="0" w:noHBand="0" w:noVBand="1" w:val="04A0"/>
+      </w:tblPr>
+      <w:tblGrid>
+        <w:gridCol w:w="3154"/>
+        <w:gridCol w:w="3154"/>
+        <w:gridCol w:w="3154"/>
+      </w:tblGrid>
+      <w:tr>
+        <w:tc>
+          <w:tcPr>
+            <w:tcW w:type="dxa" w:w="3154"/>
+            <w:vAlign w:val="center"/>
+          </w:tcPr>
+          <w:p>
+            <w:r>
+              <w:t>Evidence stream</w:t>
+            </w:r>
+          </w:p>
+        </w:tc>
+        <w:tc>
+          <w:tcPr>
+            <w:tcW w:type="dxa" w:w="3154"/>
+            <w:vAlign w:val="center"/>
+          </w:tcPr>
+          <w:p>
+            <w:r>
+              <w:t>Data status</w:t>
+            </w:r>
+          </w:p>
+        </w:tc>
+        <w:tc>
+          <w:tcPr>
+            <w:tcW w:type="dxa" w:w="3154"/>
+            <w:vAlign w:val="center"/>
+          </w:tcPr>
+          <w:p>
+            <w:r>
+              <w:t>What is reproducible</w:t>
+            </w:r>
+          </w:p>
+        </w:tc>
+      </w:tr>
+      <w:tr>
+        <w:tc>
+          <w:tcPr>
+            <w:tcW w:type="dxa" w:w="3154"/>
+            <w:vAlign w:val="center"/>
+          </w:tcPr>
+          <w:p>
+            <w:r>
+              <w:t>Fashion catalog</w:t>
+            </w:r>
+          </w:p>
+        </w:tc>
+        <w:tc>
+          <w:tcPr>
+            <w:tcW w:type="dxa" w:w="3154"/>
+            <w:vAlign w:val="center"/>
+          </w:tcPr>
+          <w:p>
+            <w:r>
+              <w:t>REAL / open MIT-licensed source</w:t>
+            </w:r>
+          </w:p>
+        </w:tc>
+        <w:tc>
+          <w:tcPr>
+            <w:tcW w:type="dxa" w:w="3154"/>
+            <w:vAlign w:val="center"/>
+          </w:tcPr>
+          <w:p>
+            <w:r>
+              <w:t>161 collection rows + product-category summary</w:t>
+            </w:r>
+          </w:p>
+        </w:tc>
+      </w:tr>
+      <w:tr>
+        <w:tc>
+          <w:tcPr>
+            <w:tcW w:type="dxa" w:w="3154"/>
+            <w:vAlign w:val="center"/>
+          </w:tcPr>
+          <w:p>
+            <w:r>
+              <w:t>Apparel order-quality tests</w:t>
+            </w:r>
+          </w:p>
+        </w:tc>
+        <w:tc>
+          <w:tcPr>
+            <w:tcW w:type="dxa" w:w="3154"/>
+            <w:vAlign w:val="center"/>
+          </w:tcPr>
+          <w:p>
+            <w:r>
+              <w:t>SYNTHETIC / deterministic</w:t>
+            </w:r>
+          </w:p>
+        </w:tc>
+        <w:tc>
+          <w:tcPr>
+            <w:tcW w:type="dxa" w:w="3154"/>
+            <w:vAlign w:val="center"/>
+          </w:tcPr>
+          <w:p>
+            <w:r>
+              <w:t>163 messy rows reconciled with business-rule audit</w:t>
+            </w:r>
+          </w:p>
+        </w:tc>
+      </w:tr>
+      <w:tr>
+        <w:tc>
+          <w:tcPr>
+            <w:tcW w:type="dxa" w:w="3154"/>
+            <w:vAlign w:val="center"/>
+          </w:tcPr>
+          <w:p>
+            <w:r>
+              <w:t>Methods and tests</w:t>
+            </w:r>
+          </w:p>
+        </w:tc>
+        <w:tc>
+          <w:tcPr>
+            <w:tcW w:type="dxa" w:w="3154"/>
+            <w:vAlign w:val="center"/>
+          </w:tcPr>
+          <w:p>
+            <w:r>
+              <w:t>EXECUTED unit-test suite</w:t>
+            </w:r>
+          </w:p>
+        </w:tc>
+        <w:tc>
+          <w:tcPr>
+            <w:tcW w:type="dxa" w:w="3154"/>
+            <w:vAlign w:val="center"/>
+          </w:tcPr>
+          <w:p>
+            <w:r>
+              <w:t>21 unit tests across original and real-catalog pipeline</w:t>
+            </w:r>
+          </w:p>
+        </w:tc>
+      </w:tr>
+    </w:tbl>
+    <w:p/>
+    <w:p>
+      <w:r>
+        <w:t>Critical distinction: the real catalog does not contain individual orders, stock levels, or verified sales. All revenue and return examples in the original Week 2 demo are synthetic. Any forecasts, customer behavior or inventory claims would require a separate authorized dataset.</w:t>
       </w:r>
     </w:p>
     <w:p>
       <w:r>
-        <w:t>The quarantine file retains the original CSV source line number and one or more reason codes. This is important: the reason-count total need not equal the quarantine-row total if a row has multiple violations. In this fixture, invalid discounts: 2; invalid quantity: 2; invalid price: 2; missing SKU, invalid date, return-sign mismatch, missing category and missing order ID: 1 each; exact duplicates: 2; conflicting line_id: 1.</w:t>
-      </w:r>
-    </w:p>
-    <w:p>
-      <w:r>
-        <w:t>Small traceable examples are more informative than general claims: a price “₹1,899.00” is parsed as 1899.00; “medium” becomes size M; blank customer ID becomes GUEST without replacing an unknown person with a fake ID; “31/09/2026” is quarantined; two otherwise identical rows are quarantined after the first; the return with quantity −2 is retained in the returns table rather than counted as a regular sale.</w:t>
+        <w:br w:type="page"/>
       </w:r>
     </w:p>
     <w:p>
@@ -2228,12 +251,73 @@
         <w:pStyle w:val="Heading1"/>
       </w:pPr>
       <w:r>
-        <w:t>6. Reproducible execution and file audit</w:t>
+        <w:t>1. Executive summary &amp; objectives</w:t>
       </w:r>
     </w:p>
     <w:p>
       <w:r>
-        <w:t>Run from the root of the accompanying GitHub Week2 folder on a computer with Python installed. The pipeline does not require an API key, company database or network access. It regenerates the same synthetic source using a fixed seed, builds clean/returns/quarantine extracts, time-safe aggregate features, machine-readable quality report and visual summary. The unit-test suite checks reconciliation, exact/conflicting duplicates, sign consistency, discount and currency parsing, timestamps, source contract failure, no-leakage lagging, guest exclusion and deterministic generation.</w:t>
+        <w:t>This Week 2 report demonstrates how a junior fashion-data analyst can identify credible public datasets, create a verifiable acquisition record, assess data quality, normalize semi-structured fields, engineer business-safe features, and separate unresolved anomalies from usable records. Unlike the initial Week 2 submission, it adds a real, openly licensed apparel data source that is processed with traceable rules, alongside a purpose-built synthetic apparel transaction fixture that exercises invalid financial values and return handling.</w:t>
+      </w:r>
+    </w:p>
+    <w:p>
+      <w:r>
+        <w:t>The real example uses Livostyle’s public women’s fashion catalog repository, whose 18 October 2026 snapshot reports 2,938 distinct active products and 161 curated collections. The catalog collections and the category summary are distinct datasets with different grains: many collections overlap, so their membership counts must never be summed and treated as unique product totals. This grain mismatch is itself an important data-quality finding.</w:t>
+      </w:r>
+    </w:p>
+    <w:p>
+      <w:pPr>
+        <w:pStyle w:val="Heading2"/>
+      </w:pPr>
+      <w:r>
+        <w:t>Analytical questions</w:t>
+      </w:r>
+    </w:p>
+    <w:p>
+      <w:pPr>
+        <w:pStyle w:val="ListBullet"/>
+      </w:pPr>
+      <w:r>
+        <w:t>Which external public fashion datasets can be acquired lawfully and cited reproducibly?</w:t>
+      </w:r>
+    </w:p>
+    <w:p>
+      <w:pPr>
+        <w:pStyle w:val="ListBullet"/>
+      </w:pPr>
+      <w:r>
+        <w:t>Which missing fields and contradictory values occur in genuine apparel catalogs?</w:t>
+      </w:r>
+    </w:p>
+    <w:p>
+      <w:pPr>
+        <w:pStyle w:val="ListBullet"/>
+      </w:pPr>
+      <w:r>
+        <w:t>How can HTML, dates, categories, optional URLs, duplicate keys and product counts be normalized?</w:t>
+      </w:r>
+    </w:p>
+    <w:p>
+      <w:pPr>
+        <w:pStyle w:val="ListBullet"/>
+      </w:pPr>
+      <w:r>
+        <w:t>How do we prevent misleading joins across distinct grains and avoid reporting simulated business results as factual?</w:t>
+      </w:r>
+    </w:p>
+    <w:p>
+      <w:pPr>
+        <w:pStyle w:val="ListBullet"/>
+      </w:pPr>
+      <w:r>
+        <w:t>Which output contracts and tests allow a second analyst to reproduce the findings?</w:t>
+      </w:r>
+    </w:p>
+    <w:p>
+      <w:pPr>
+        <w:pStyle w:val="Heading1"/>
+      </w:pPr>
+      <w:r>
+        <w:t>2. Source discovery, licensing and access matrix</w:t>
       </w:r>
     </w:p>
     <w:tbl>
@@ -2241,41 +325,44 @@
         <w:tblStyle w:val="LightShading-Accent1"/>
         <w:tblW w:type="auto" w:w="0"/>
         <w:jc w:val="center"/>
-        <w:tblLayout w:type="autofit"/>
         <w:tblLook w:firstColumn="1" w:firstRow="1" w:lastColumn="0" w:lastRow="0" w:noHBand="0" w:noVBand="1" w:val="04A0"/>
       </w:tblPr>
       <w:tblGrid>
-        <w:gridCol w:w="4773"/>
-        <w:gridCol w:w="4773"/>
+        <w:gridCol w:w="3154"/>
+        <w:gridCol w:w="3154"/>
+        <w:gridCol w:w="3154"/>
       </w:tblGrid>
       <w:tr>
         <w:tc>
           <w:tcPr>
-            <w:tcW w:type="dxa" w:w="4773"/>
+            <w:tcW w:type="dxa" w:w="3154"/>
             <w:vAlign w:val="center"/>
           </w:tcPr>
           <w:p>
             <w:r>
-              <w:rPr>
-                <w:b/>
-                <w:sz w:val="16"/>
-              </w:rPr>
-              <w:t>Action</w:t>
+              <w:t>Source</w:t>
             </w:r>
           </w:p>
         </w:tc>
         <w:tc>
           <w:tcPr>
-            <w:tcW w:type="dxa" w:w="4773"/>
+            <w:tcW w:type="dxa" w:w="3154"/>
             <w:vAlign w:val="center"/>
           </w:tcPr>
           <w:p>
             <w:r>
-              <w:rPr>
-                <w:b/>
-                <w:sz w:val="16"/>
-              </w:rPr>
-              <w:t>Exact command / artifact</w:t>
+              <w:t>Suitable question</w:t>
+            </w:r>
+          </w:p>
+        </w:tc>
+        <w:tc>
+          <w:tcPr>
+            <w:tcW w:type="dxa" w:w="3154"/>
+            <w:vAlign w:val="center"/>
+          </w:tcPr>
+          <w:p>
+            <w:r>
+              <w:t>Access and precautions</w:t>
             </w:r>
           </w:p>
         </w:tc>
@@ -2283,33 +370,34 @@
       <w:tr>
         <w:tc>
           <w:tcPr>
-            <w:tcW w:type="dxa" w:w="4773"/>
+            <w:tcW w:type="dxa" w:w="3154"/>
+            <w:vAlign w:val="center"/>
           </w:tcPr>
           <w:p>
-            <w:pPr>
-              <w:spacing w:after="20"/>
-            </w:pPr>
             <w:r>
-              <w:rPr>
-                <w:sz w:val="15"/>
-              </w:rPr>
-              <w:t>Install</w:t>
+              <w:t>Livostyle catalog (MIT)</w:t>
             </w:r>
           </w:p>
         </w:tc>
         <w:tc>
           <w:tcPr>
-            <w:tcW w:type="dxa" w:w="4773"/>
+            <w:tcW w:type="dxa" w:w="3154"/>
+            <w:vAlign w:val="center"/>
           </w:tcPr>
           <w:p>
-            <w:pPr>
-              <w:spacing w:after="20"/>
-            </w:pPr>
             <w:r>
-              <w:rPr>
-                <w:sz w:val="15"/>
-              </w:rPr>
-              <w:t>python -m pip install -r requirements.txt</w:t>
+              <w:t>Product categories, merchandising collections and listing hygiene</w:t>
+            </w:r>
+          </w:p>
+        </w:tc>
+        <w:tc>
+          <w:tcPr>
+            <w:tcW w:type="dxa" w:w="3154"/>
+            <w:vAlign w:val="center"/>
+          </w:tcPr>
+          <w:p>
+            <w:r>
+              <w:t>Open GitHub snapshots; pin commit + record SHA-256</w:t>
             </w:r>
           </w:p>
         </w:tc>
@@ -2317,33 +405,34 @@
       <w:tr>
         <w:tc>
           <w:tcPr>
-            <w:tcW w:type="dxa" w:w="4773"/>
+            <w:tcW w:type="dxa" w:w="3154"/>
+            <w:vAlign w:val="center"/>
           </w:tcPr>
           <w:p>
-            <w:pPr>
-              <w:spacing w:after="20"/>
-            </w:pPr>
             <w:r>
-              <w:rPr>
-                <w:sz w:val="15"/>
-              </w:rPr>
-              <w:t>Generate &amp; process</w:t>
+              <w:t>Women’s Clothing E-Commerce Reviews (CC0)</w:t>
             </w:r>
           </w:p>
         </w:tc>
         <w:tc>
           <w:tcPr>
-            <w:tcW w:type="dxa" w:w="4773"/>
+            <w:tcW w:type="dxa" w:w="3154"/>
+            <w:vAlign w:val="center"/>
           </w:tcPr>
           <w:p>
-            <w:pPr>
-              <w:spacing w:after="20"/>
-            </w:pPr>
             <w:r>
-              <w:rPr>
-                <w:sz w:val="15"/>
-              </w:rPr>
-              <w:t>python run_pipeline.py</w:t>
+              <w:t>Clothing ratings, sentiment, missing text/taxonomy</w:t>
+            </w:r>
+          </w:p>
+        </w:tc>
+        <w:tc>
+          <w:tcPr>
+            <w:tcW w:type="dxa" w:w="3154"/>
+            <w:vAlign w:val="center"/>
+          </w:tcPr>
+          <w:p>
+            <w:r>
+              <w:t>Kaggle login or Hugging Face repack; do not infer orders from reviews</w:t>
             </w:r>
           </w:p>
         </w:tc>
@@ -2351,33 +440,34 @@
       <w:tr>
         <w:tc>
           <w:tcPr>
-            <w:tcW w:type="dxa" w:w="4773"/>
+            <w:tcW w:type="dxa" w:w="3154"/>
+            <w:vAlign w:val="center"/>
           </w:tcPr>
           <w:p>
-            <w:pPr>
-              <w:spacing w:after="20"/>
-            </w:pPr>
             <w:r>
-              <w:rPr>
-                <w:sz w:val="15"/>
-              </w:rPr>
-              <w:t>Validate</w:t>
+              <w:t>UCI Online Retail (CC BY 4.0)</w:t>
             </w:r>
           </w:p>
         </w:tc>
         <w:tc>
           <w:tcPr>
-            <w:tcW w:type="dxa" w:w="4773"/>
+            <w:tcW w:type="dxa" w:w="3154"/>
+            <w:vAlign w:val="center"/>
           </w:tcPr>
           <w:p>
-            <w:pPr>
-              <w:spacing w:after="20"/>
-            </w:pPr>
             <w:r>
-              <w:rPr>
-                <w:sz w:val="15"/>
-              </w:rPr>
-              <w:t>python -m unittest discover -s tests -v</w:t>
+              <w:t>Cancellation, duplicate and transaction handling</w:t>
+            </w:r>
+          </w:p>
+        </w:tc>
+        <w:tc>
+          <w:tcPr>
+            <w:tcW w:type="dxa" w:w="3154"/>
+            <w:vAlign w:val="center"/>
+          </w:tcPr>
+          <w:p>
+            <w:r>
+              <w:t>General gift retailer, not apparel; GBP; cite UCI</w:t>
             </w:r>
           </w:p>
         </w:tc>
@@ -2385,33 +475,34 @@
       <w:tr>
         <w:tc>
           <w:tcPr>
-            <w:tcW w:type="dxa" w:w="4773"/>
+            <w:tcW w:type="dxa" w:w="3154"/>
+            <w:vAlign w:val="center"/>
           </w:tcPr>
           <w:p>
-            <w:pPr>
-              <w:spacing w:after="20"/>
-            </w:pPr>
             <w:r>
-              <w:rPr>
-                <w:sz w:val="15"/>
-              </w:rPr>
-              <w:t>Inspect row-level cleaning</w:t>
+              <w:t>H&amp;M fashion recommendations</w:t>
             </w:r>
           </w:p>
         </w:tc>
         <w:tc>
           <w:tcPr>
-            <w:tcW w:type="dxa" w:w="4773"/>
+            <w:tcW w:type="dxa" w:w="3154"/>
+            <w:vAlign w:val="center"/>
           </w:tcPr>
           <w:p>
-            <w:pPr>
-              <w:spacing w:after="20"/>
-            </w:pPr>
             <w:r>
-              <w:rPr>
-                <w:sz w:val="15"/>
-              </w:rPr>
-              <w:t>data/processed/quarantine.csv and clean_sales.csv</w:t>
+              <w:t>Article metadata and fashion purchase sequences</w:t>
+            </w:r>
+          </w:p>
+        </w:tc>
+        <w:tc>
+          <w:tcPr>
+            <w:tcW w:type="dxa" w:w="3154"/>
+            <w:vAlign w:val="center"/>
+          </w:tcPr>
+          <w:p>
+            <w:r>
+              <w:t>Kaggle competition terms/login; respect permissions</w:t>
             </w:r>
           </w:p>
         </w:tc>
@@ -2419,33 +510,34 @@
       <w:tr>
         <w:tc>
           <w:tcPr>
-            <w:tcW w:type="dxa" w:w="4773"/>
+            <w:tcW w:type="dxa" w:w="3154"/>
+            <w:vAlign w:val="center"/>
           </w:tcPr>
           <w:p>
-            <w:pPr>
-              <w:spacing w:after="20"/>
-            </w:pPr>
             <w:r>
-              <w:rPr>
-                <w:sz w:val="15"/>
-              </w:rPr>
-              <w:t>Verify provenance</w:t>
+              <w:t>Google Trends</w:t>
             </w:r>
           </w:p>
         </w:tc>
         <w:tc>
           <w:tcPr>
-            <w:tcW w:type="dxa" w:w="4773"/>
+            <w:tcW w:type="dxa" w:w="3154"/>
+            <w:vAlign w:val="center"/>
           </w:tcPr>
           <w:p>
-            <w:pPr>
-              <w:spacing w:after="20"/>
-            </w:pPr>
             <w:r>
-              <w:rPr>
-                <w:sz w:val="15"/>
-              </w:rPr>
-              <w:t>data/processed/quality_audit.json — input_sha256 and source policy</w:t>
+              <w:t>Relative apparel-search popularity</w:t>
+            </w:r>
+          </w:p>
+        </w:tc>
+        <w:tc>
+          <w:tcPr>
+            <w:tcW w:type="dxa" w:w="3154"/>
+            <w:vAlign w:val="center"/>
+          </w:tcPr>
+          <w:p>
+            <w:r>
+              <w:t>CSV export; 0–100 relative scale is not demand</w:t>
             </w:r>
           </w:p>
         </w:tc>
@@ -2453,33 +545,34 @@
       <w:tr>
         <w:tc>
           <w:tcPr>
-            <w:tcW w:type="dxa" w:w="4773"/>
+            <w:tcW w:type="dxa" w:w="3154"/>
+            <w:vAlign w:val="center"/>
           </w:tcPr>
           <w:p>
-            <w:pPr>
-              <w:spacing w:after="20"/>
-            </w:pPr>
             <w:r>
-              <w:rPr>
-                <w:sz w:val="15"/>
-              </w:rPr>
-              <w:t>Inspect engineered features</w:t>
+              <w:t>Open-Meteo archive</w:t>
             </w:r>
           </w:p>
         </w:tc>
         <w:tc>
           <w:tcPr>
-            <w:tcW w:type="dxa" w:w="4773"/>
+            <w:tcW w:type="dxa" w:w="3154"/>
+            <w:vAlign w:val="center"/>
           </w:tcPr>
           <w:p>
-            <w:pPr>
-              <w:spacing w:after="20"/>
-            </w:pPr>
             <w:r>
-              <w:rPr>
-                <w:sz w:val="15"/>
-              </w:rPr>
-              <w:t>data/processed/weekly_features.csv and customer_features.csv</w:t>
+              <w:t>Rainfall and temperature as time/location context</w:t>
+            </w:r>
+          </w:p>
+        </w:tc>
+        <w:tc>
+          <w:tcPr>
+            <w:tcW w:type="dxa" w:w="3154"/>
+            <w:vAlign w:val="center"/>
+          </w:tcPr>
+          <w:p>
+            <w:r>
+              <w:t>API terms; join geography/date and log timezone</w:t>
             </w:r>
           </w:p>
         </w:tc>
@@ -2487,33 +580,94 @@
       <w:tr>
         <w:tc>
           <w:tcPr>
-            <w:tcW w:type="dxa" w:w="4773"/>
+            <w:tcW w:type="dxa" w:w="3154"/>
+            <w:vAlign w:val="center"/>
           </w:tcPr>
           <w:p>
-            <w:pPr>
-              <w:spacing w:after="20"/>
-            </w:pPr>
             <w:r>
-              <w:rPr>
-                <w:sz w:val="15"/>
-              </w:rPr>
-              <w:t>Optional UCI acquisition</w:t>
+              <w:t>World Bank textile indicator</w:t>
             </w:r>
           </w:p>
         </w:tc>
         <w:tc>
           <w:tcPr>
-            <w:tcW w:type="dxa" w:w="4773"/>
+            <w:tcW w:type="dxa" w:w="3154"/>
+            <w:vAlign w:val="center"/>
           </w:tcPr>
           <w:p>
-            <w:pPr>
-              <w:spacing w:after="20"/>
-            </w:pPr>
             <w:r>
-              <w:rPr>
-                <w:sz w:val="15"/>
-              </w:rPr>
-              <w:t>Manually download official UCI Excel; stage with python -m src.uci_adapter INPUT.xlsx OUTPUT.csv (GBP, not rupees)</w:t>
+              <w:t>Macro apparel/textile value-added structure</w:t>
+            </w:r>
+          </w:p>
+        </w:tc>
+        <w:tc>
+          <w:tcPr>
+            <w:tcW w:type="dxa" w:w="3154"/>
+            <w:vAlign w:val="center"/>
+          </w:tcPr>
+          <w:p>
+            <w:r>
+              <w:t>Country–year grain; not SKU-level performance</w:t>
+            </w:r>
+          </w:p>
+        </w:tc>
+      </w:tr>
+    </w:tbl>
+    <w:p/>
+    <w:p>
+      <w:r>
+        <w:t>Source assessment criteria: known publisher and update time, license and personal-data exposure, accessible schema, unit/currency consistency, observational grain, completeness, and an independently repeatable retrieval method.</w:t>
+      </w:r>
+    </w:p>
+    <w:p>
+      <w:r>
+        <w:br w:type="page"/>
+      </w:r>
+    </w:p>
+    <w:p>
+      <w:pPr>
+        <w:pStyle w:val="Heading1"/>
+      </w:pPr>
+      <w:r>
+        <w:t>3. Actual acquisition: open-source fashion catalog</w:t>
+      </w:r>
+    </w:p>
+    <w:p>
+      <w:r>
+        <w:t>Upstream publisher: Arcada LLC / Livostyle, public repository arturayupov/womens-fashion-catalog-open-data (MIT license). Two exact source documents were obtained: data/collections.json and data/stats.json. The project records the pinned upstream commit 0ce98ce4412b0c7b6b76d8fe809c1e78c7e16b5f and original Git blob IDs for both files. The source statistics file reports last_synced = 2026-10-18T06:02:35Z. All observed figures below are derived from these specific snapshots, not a dynamically updating website.</w:t>
+      </w:r>
+    </w:p>
+    <w:tbl>
+      <w:tblPr>
+        <w:tblStyle w:val="LightShading-Accent1"/>
+        <w:tblW w:type="auto" w:w="0"/>
+        <w:jc w:val="center"/>
+        <w:tblLook w:firstColumn="1" w:firstRow="1" w:lastColumn="0" w:lastRow="0" w:noHBand="0" w:noVBand="1" w:val="04A0"/>
+      </w:tblPr>
+      <w:tblGrid>
+        <w:gridCol w:w="4730"/>
+        <w:gridCol w:w="4730"/>
+      </w:tblGrid>
+      <w:tr>
+        <w:tc>
+          <w:tcPr>
+            <w:tcW w:type="dxa" w:w="4730"/>
+            <w:vAlign w:val="center"/>
+          </w:tcPr>
+          <w:p>
+            <w:r>
+              <w:t>Field or constraint</w:t>
+            </w:r>
+          </w:p>
+        </w:tc>
+        <w:tc>
+          <w:tcPr>
+            <w:tcW w:type="dxa" w:w="4730"/>
+            <w:vAlign w:val="center"/>
+          </w:tcPr>
+          <w:p>
+            <w:r>
+              <w:t>Why it matters</w:t>
             </w:r>
           </w:p>
         </w:tc>
@@ -2521,46 +675,599 @@
       <w:tr>
         <w:tc>
           <w:tcPr>
-            <w:tcW w:type="dxa" w:w="4773"/>
+            <w:tcW w:type="dxa" w:w="4730"/>
+            <w:vAlign w:val="center"/>
           </w:tcPr>
           <w:p>
-            <w:pPr>
-              <w:spacing w:after="20"/>
-            </w:pPr>
             <w:r>
-              <w:rPr>
-                <w:sz w:val="15"/>
-              </w:rPr>
-              <w:t>Optional macro source</w:t>
+              <w:t>collections.json: id, handle</w:t>
             </w:r>
           </w:p>
         </w:tc>
         <w:tc>
           <w:tcPr>
-            <w:tcW w:type="dxa" w:w="4773"/>
+            <w:tcW w:type="dxa" w:w="4730"/>
+            <w:vAlign w:val="center"/>
           </w:tcPr>
           <w:p>
-            <w:pPr>
-              <w:spacing w:after="20"/>
-            </w:pPr>
             <w:r>
-              <w:rPr>
-                <w:sz w:val="15"/>
-              </w:rPr>
-              <w:t>python -m src.fetch_worldbank --out data/external (network required; not part of offline validation)</w:t>
+              <w:t>Stable natural-key checks and duplicate detection</w:t>
+            </w:r>
+          </w:p>
+        </w:tc>
+      </w:tr>
+      <w:tr>
+        <w:tc>
+          <w:tcPr>
+            <w:tcW w:type="dxa" w:w="4730"/>
+            <w:vAlign w:val="center"/>
+          </w:tcPr>
+          <w:p>
+            <w:r>
+              <w:t>title, description_html, seo.description</w:t>
+            </w:r>
+          </w:p>
+        </w:tc>
+        <w:tc>
+          <w:tcPr>
+            <w:tcW w:type="dxa" w:w="4730"/>
+            <w:vAlign w:val="center"/>
+          </w:tcPr>
+          <w:p>
+            <w:r>
+              <w:t>Text normalization with provenance-preserving fallback</w:t>
+            </w:r>
+          </w:p>
+        </w:tc>
+      </w:tr>
+      <w:tr>
+        <w:tc>
+          <w:tcPr>
+            <w:tcW w:type="dxa" w:w="4730"/>
+            <w:vAlign w:val="center"/>
+          </w:tcPr>
+          <w:p>
+            <w:r>
+              <w:t>image_url</w:t>
+            </w:r>
+          </w:p>
+        </w:tc>
+        <w:tc>
+          <w:tcPr>
+            <w:tcW w:type="dxa" w:w="4730"/>
+            <w:vAlign w:val="center"/>
+          </w:tcPr>
+          <w:p>
+            <w:r>
+              <w:t>Missing optional field; do not invent images</w:t>
+            </w:r>
+          </w:p>
+        </w:tc>
+      </w:tr>
+      <w:tr>
+        <w:tc>
+          <w:tcPr>
+            <w:tcW w:type="dxa" w:w="4730"/>
+            <w:vAlign w:val="center"/>
+          </w:tcPr>
+          <w:p>
+            <w:r>
+              <w:t>products_count</w:t>
+            </w:r>
+          </w:p>
+        </w:tc>
+        <w:tc>
+          <w:tcPr>
+            <w:tcW w:type="dxa" w:w="4730"/>
+            <w:vAlign w:val="center"/>
+          </w:tcPr>
+          <w:p>
+            <w:r>
+              <w:t>Nonnegative integer; overlapping collection membership</w:t>
+            </w:r>
+          </w:p>
+        </w:tc>
+      </w:tr>
+      <w:tr>
+        <w:tc>
+          <w:tcPr>
+            <w:tcW w:type="dxa" w:w="4730"/>
+            <w:vAlign w:val="center"/>
+          </w:tcPr>
+          <w:p>
+            <w:r>
+              <w:t>updated_at</w:t>
+            </w:r>
+          </w:p>
+        </w:tc>
+        <w:tc>
+          <w:tcPr>
+            <w:tcW w:type="dxa" w:w="4730"/>
+            <w:vAlign w:val="center"/>
+          </w:tcPr>
+          <w:p>
+            <w:r>
+              <w:t>Parse as UTC; not an invoice timestamp</w:t>
+            </w:r>
+          </w:p>
+        </w:tc>
+      </w:tr>
+      <w:tr>
+        <w:tc>
+          <w:tcPr>
+            <w:tcW w:type="dxa" w:w="4730"/>
+            <w:vAlign w:val="center"/>
+          </w:tcPr>
+          <w:p>
+            <w:r>
+              <w:t>stats.json: total_products</w:t>
+            </w:r>
+          </w:p>
+        </w:tc>
+        <w:tc>
+          <w:tcPr>
+            <w:tcW w:type="dxa" w:w="4730"/>
+            <w:vAlign w:val="center"/>
+          </w:tcPr>
+          <w:p>
+            <w:r>
+              <w:t>Unique-product denominator (2,938)</w:t>
+            </w:r>
+          </w:p>
+        </w:tc>
+      </w:tr>
+      <w:tr>
+        <w:tc>
+          <w:tcPr>
+            <w:tcW w:type="dxa" w:w="4730"/>
+            <w:vAlign w:val="center"/>
+          </w:tcPr>
+          <w:p>
+            <w:r>
+              <w:t>stats.json: products_by_category</w:t>
+            </w:r>
+          </w:p>
+        </w:tc>
+        <w:tc>
+          <w:tcPr>
+            <w:tcW w:type="dxa" w:w="4730"/>
+            <w:vAlign w:val="center"/>
+          </w:tcPr>
+          <w:p>
+            <w:r>
+              <w:t>Hierarchical category names that reconcile to 2,938</w:t>
+            </w:r>
+          </w:p>
+        </w:tc>
+      </w:tr>
+      <w:tr>
+        <w:tc>
+          <w:tcPr>
+            <w:tcW w:type="dxa" w:w="4730"/>
+            <w:vAlign w:val="center"/>
+          </w:tcPr>
+          <w:p>
+            <w:r>
+              <w:t>stats.json: products_with_reviews</w:t>
+            </w:r>
+          </w:p>
+        </w:tc>
+        <w:tc>
+          <w:tcPr>
+            <w:tcW w:type="dxa" w:w="4730"/>
+            <w:vAlign w:val="center"/>
+          </w:tcPr>
+          <w:p>
+            <w:r>
+              <w:t>Category-independent summary (2,309 products)</w:t>
             </w:r>
           </w:p>
         </w:tc>
       </w:tr>
     </w:tbl>
+    <w:p/>
+    <w:p>
+      <w:r>
+        <w:t>Retrieval is implemented by src/real_catalog_pipeline.py. On first use, `python -m src.real_catalog_pipeline --fetch` downloads both files from the pinned commit into data/external. Once the snapshots are present, `python -m src.real_catalog_pipeline` processes them offline. The complete pinned snapshot and processed outputs are also available in the GitHub repository to avoid login or internal-company dependencies.</w:t>
+      </w:r>
+    </w:p>
     <w:p>
       <w:pPr>
-        <w:spacing w:after="0"/>
+        <w:pStyle w:val="Heading2"/>
       </w:pPr>
+      <w:r>
+        <w:t>Provenance and integrity</w:t>
+      </w:r>
     </w:p>
     <w:p>
       <w:r>
-        <w:t>For production lineage, version the parsing policy with the code commit SHA, include package versions, source checksums and counts, capture failed validation thresholds, and preserve the data snapshot used for reporting. Keep identifiers/PII out of public repositories. To rerun on an authorized real apparel feed, first agree on a formal data dictionary, duplicate key and currency/timezone expectations; never simply rename real foreign-currency columns to INR.</w:t>
+        <w:t>A source record must include publisher, repository URL, pinned commit, file path, retrieval time, reported snapshot timestamp, license, row count, SHA-256 checksum and any alterations. The Python audit writes source SHA-256 values each run, making silent input replacement detectable. A Git blob hash identifies the upstream Git file version but is not the same format as a SHA-256; both concepts are kept separate.</w:t>
+      </w:r>
+    </w:p>
+    <w:p>
+      <w:pPr>
+        <w:pStyle w:val="Heading2"/>
+      </w:pPr>
+      <w:r>
+        <w:t>4. Quality assessment: observed real source</w:t>
+      </w:r>
+    </w:p>
+    <w:tbl>
+      <w:tblPr>
+        <w:tblStyle w:val="LightShading-Accent1"/>
+        <w:tblW w:type="auto" w:w="0"/>
+        <w:jc w:val="center"/>
+        <w:tblLook w:firstColumn="1" w:firstRow="1" w:lastColumn="0" w:lastRow="0" w:noHBand="0" w:noVBand="1" w:val="04A0"/>
+      </w:tblPr>
+      <w:tblGrid>
+        <w:gridCol w:w="3154"/>
+        <w:gridCol w:w="3154"/>
+        <w:gridCol w:w="3154"/>
+      </w:tblGrid>
+      <w:tr>
+        <w:tc>
+          <w:tcPr>
+            <w:tcW w:type="dxa" w:w="3154"/>
+            <w:vAlign w:val="center"/>
+          </w:tcPr>
+          <w:p>
+            <w:r>
+              <w:t>Measured item (catalog)</w:t>
+            </w:r>
+          </w:p>
+        </w:tc>
+        <w:tc>
+          <w:tcPr>
+            <w:tcW w:type="dxa" w:w="3154"/>
+            <w:vAlign w:val="center"/>
+          </w:tcPr>
+          <w:p>
+            <w:r>
+              <w:t>Observed result</w:t>
+            </w:r>
+          </w:p>
+        </w:tc>
+        <w:tc>
+          <w:tcPr>
+            <w:tcW w:type="dxa" w:w="3154"/>
+            <w:vAlign w:val="center"/>
+          </w:tcPr>
+          <w:p>
+            <w:r>
+              <w:t>Handling</w:t>
+            </w:r>
+          </w:p>
+        </w:tc>
+      </w:tr>
+      <w:tr>
+        <w:tc>
+          <w:tcPr>
+            <w:tcW w:type="dxa" w:w="3154"/>
+            <w:vAlign w:val="center"/>
+          </w:tcPr>
+          <w:p>
+            <w:r>
+              <w:t>Input collections</w:t>
+            </w:r>
+          </w:p>
+        </w:tc>
+        <w:tc>
+          <w:tcPr>
+            <w:tcW w:type="dxa" w:w="3154"/>
+            <w:vAlign w:val="center"/>
+          </w:tcPr>
+          <w:p>
+            <w:r>
+              <w:t>161</w:t>
+            </w:r>
+          </w:p>
+        </w:tc>
+        <w:tc>
+          <w:tcPr>
+            <w:tcW w:type="dxa" w:w="3154"/>
+            <w:vAlign w:val="center"/>
+          </w:tcPr>
+          <w:p>
+            <w:r>
+              <w:t>Preserve row-level collection grain</w:t>
+            </w:r>
+          </w:p>
+        </w:tc>
+      </w:tr>
+      <w:tr>
+        <w:tc>
+          <w:tcPr>
+            <w:tcW w:type="dxa" w:w="3154"/>
+            <w:vAlign w:val="center"/>
+          </w:tcPr>
+          <w:p>
+            <w:r>
+              <w:t>Valid collections after schema/type checks</w:t>
+            </w:r>
+          </w:p>
+        </w:tc>
+        <w:tc>
+          <w:tcPr>
+            <w:tcW w:type="dxa" w:w="3154"/>
+            <w:vAlign w:val="center"/>
+          </w:tcPr>
+          <w:p>
+            <w:r>
+              <w:t>161</w:t>
+            </w:r>
+          </w:p>
+        </w:tc>
+        <w:tc>
+          <w:tcPr>
+            <w:tcW w:type="dxa" w:w="3154"/>
+            <w:vAlign w:val="center"/>
+          </w:tcPr>
+          <w:p>
+            <w:r>
+              <w:t>No source rows removed</w:t>
+            </w:r>
+          </w:p>
+        </w:tc>
+      </w:tr>
+      <w:tr>
+        <w:tc>
+          <w:tcPr>
+            <w:tcW w:type="dxa" w:w="3154"/>
+            <w:vAlign w:val="center"/>
+          </w:tcPr>
+          <w:p>
+            <w:r>
+              <w:t>Duplicate collection IDs / handles</w:t>
+            </w:r>
+          </w:p>
+        </w:tc>
+        <w:tc>
+          <w:tcPr>
+            <w:tcW w:type="dxa" w:w="3154"/>
+            <w:vAlign w:val="center"/>
+          </w:tcPr>
+          <w:p>
+            <w:r>
+              <w:t>0 / 0</w:t>
+            </w:r>
+          </w:p>
+        </w:tc>
+        <w:tc>
+          <w:tcPr>
+            <w:tcW w:type="dxa" w:w="3154"/>
+            <w:vAlign w:val="center"/>
+          </w:tcPr>
+          <w:p>
+            <w:r>
+              <w:t>Reject if later encountered</w:t>
+            </w:r>
+          </w:p>
+        </w:tc>
+      </w:tr>
+      <w:tr>
+        <w:tc>
+          <w:tcPr>
+            <w:tcW w:type="dxa" w:w="3154"/>
+            <w:vAlign w:val="center"/>
+          </w:tcPr>
+          <w:p>
+            <w:r>
+              <w:t>Missing image URLs</w:t>
+            </w:r>
+          </w:p>
+        </w:tc>
+        <w:tc>
+          <w:tcPr>
+            <w:tcW w:type="dxa" w:w="3154"/>
+            <w:vAlign w:val="center"/>
+          </w:tcPr>
+          <w:p>
+            <w:r>
+              <w:t>3</w:t>
+            </w:r>
+          </w:p>
+        </w:tc>
+        <w:tc>
+          <w:tcPr>
+            <w:tcW w:type="dxa" w:w="3154"/>
+            <w:vAlign w:val="center"/>
+          </w:tcPr>
+          <w:p>
+            <w:r>
+              <w:t>Keep explicit missing flag; no invented image</w:t>
+            </w:r>
+          </w:p>
+        </w:tc>
+      </w:tr>
+      <w:tr>
+        <w:tc>
+          <w:tcPr>
+            <w:tcW w:type="dxa" w:w="3154"/>
+            <w:vAlign w:val="center"/>
+          </w:tcPr>
+          <w:p>
+            <w:r>
+              <w:t>Missing SEO descriptions</w:t>
+            </w:r>
+          </w:p>
+        </w:tc>
+        <w:tc>
+          <w:tcPr>
+            <w:tcW w:type="dxa" w:w="3154"/>
+            <w:vAlign w:val="center"/>
+          </w:tcPr>
+          <w:p>
+            <w:r>
+              <w:t>1</w:t>
+            </w:r>
+          </w:p>
+        </w:tc>
+        <w:tc>
+          <w:tcPr>
+            <w:tcW w:type="dxa" w:w="3154"/>
+            <w:vAlign w:val="center"/>
+          </w:tcPr>
+          <w:p>
+            <w:r>
+              <w:t>Preserve missing flag; derive marked HTML summary</w:t>
+            </w:r>
+          </w:p>
+        </w:tc>
+      </w:tr>
+      <w:tr>
+        <w:tc>
+          <w:tcPr>
+            <w:tcW w:type="dxa" w:w="3154"/>
+            <w:vAlign w:val="center"/>
+          </w:tcPr>
+          <w:p>
+            <w:r>
+              <w:t>Collection counts larger than 2,938</w:t>
+            </w:r>
+          </w:p>
+        </w:tc>
+        <w:tc>
+          <w:tcPr>
+            <w:tcW w:type="dxa" w:w="3154"/>
+            <w:vAlign w:val="center"/>
+          </w:tcPr>
+          <w:p>
+            <w:r>
+              <w:t>2</w:t>
+            </w:r>
+          </w:p>
+        </w:tc>
+        <w:tc>
+          <w:tcPr>
+            <w:tcW w:type="dxa" w:w="3154"/>
+            <w:vAlign w:val="center"/>
+          </w:tcPr>
+          <w:p>
+            <w:r>
+              <w:t>Flag for reconciliation, do not silently cap</w:t>
+            </w:r>
+          </w:p>
+        </w:tc>
+      </w:tr>
+      <w:tr>
+        <w:tc>
+          <w:tcPr>
+            <w:tcW w:type="dxa" w:w="3154"/>
+            <w:vAlign w:val="center"/>
+          </w:tcPr>
+          <w:p>
+            <w:r>
+              <w:t>Total unique products (stats source)</w:t>
+            </w:r>
+          </w:p>
+        </w:tc>
+        <w:tc>
+          <w:tcPr>
+            <w:tcW w:type="dxa" w:w="3154"/>
+            <w:vAlign w:val="center"/>
+          </w:tcPr>
+          <w:p>
+            <w:r>
+              <w:t>2,938</w:t>
+            </w:r>
+          </w:p>
+        </w:tc>
+        <w:tc>
+          <w:tcPr>
+            <w:tcW w:type="dxa" w:w="3154"/>
+            <w:vAlign w:val="center"/>
+          </w:tcPr>
+          <w:p>
+            <w:r>
+              <w:t>Use only as unique-product denominator</w:t>
+            </w:r>
+          </w:p>
+        </w:tc>
+      </w:tr>
+      <w:tr>
+        <w:tc>
+          <w:tcPr>
+            <w:tcW w:type="dxa" w:w="3154"/>
+            <w:vAlign w:val="center"/>
+          </w:tcPr>
+          <w:p>
+            <w:r>
+              <w:t>Sum of collection memberships</w:t>
+            </w:r>
+          </w:p>
+        </w:tc>
+        <w:tc>
+          <w:tcPr>
+            <w:tcW w:type="dxa" w:w="3154"/>
+            <w:vAlign w:val="center"/>
+          </w:tcPr>
+          <w:p>
+            <w:r>
+              <w:t>36,682</w:t>
+            </w:r>
+          </w:p>
+        </w:tc>
+        <w:tc>
+          <w:tcPr>
+            <w:tcW w:type="dxa" w:w="3154"/>
+            <w:vAlign w:val="center"/>
+          </w:tcPr>
+          <w:p>
+            <w:r>
+              <w:t>Do NOT label as unique items or sales</w:t>
+            </w:r>
+          </w:p>
+        </w:tc>
+      </w:tr>
+    </w:tbl>
+    <w:p/>
+    <w:p>
+      <w:r>
+        <w:drawing>
+          <wp:inline xmlns:a="http://schemas.openxmlformats.org/drawingml/2006/main" xmlns:pic="http://schemas.openxmlformats.org/drawingml/2006/picture">
+            <wp:extent cx="5897880" cy="2130254"/>
+            <wp:docPr id="2" name="Picture 2"/>
+            <wp:cNvGraphicFramePr>
+              <a:graphicFrameLocks noChangeAspect="1"/>
+            </wp:cNvGraphicFramePr>
+            <a:graphic>
+              <a:graphicData uri="http://schemas.openxmlformats.org/drawingml/2006/picture">
+                <pic:pic>
+                  <pic:nvPicPr>
+                    <pic:cNvPr id="0" name="real_catalog_quality_flags.png"/>
+                    <pic:cNvPicPr/>
+                  </pic:nvPicPr>
+                  <pic:blipFill>
+                    <a:blip r:embed="rId12"/>
+                    <a:stretch>
+                      <a:fillRect/>
+                    </a:stretch>
+                  </pic:blipFill>
+                  <pic:spPr>
+                    <a:xfrm>
+                      <a:off x="0" y="0"/>
+                      <a:ext cx="5897880" cy="2130254"/>
+                    </a:xfrm>
+                    <a:prstGeom prst="rect"/>
+                  </pic:spPr>
+                </pic:pic>
+              </a:graphicData>
+            </a:graphic>
+          </wp:inline>
+        </w:drawing>
+      </w:r>
+    </w:p>
+    <w:p>
+      <w:pPr>
+        <w:pStyle w:val="Caption"/>
+      </w:pPr>
+      <w:r>
+        <w:t>Figure 2. Actual observed source-quality exceptions; these are not simulated transactions.</w:t>
+      </w:r>
+    </w:p>
+    <w:p>
+      <w:r>
+        <w:br w:type="page"/>
       </w:r>
     </w:p>
     <w:p>
@@ -2568,7 +1275,116 @@
         <w:pStyle w:val="Heading1"/>
       </w:pPr>
       <w:r>
-        <w:t>7. Analyst acceptance checklist and proposed five-day plan</w:t>
+        <w:t>5. Step-by-step preprocessing playbook</w:t>
+      </w:r>
+    </w:p>
+    <w:p>
+      <w:pPr>
+        <w:pStyle w:val="Heading2"/>
+      </w:pPr>
+      <w:r>
+        <w:t>Step 1 — Validate the contract</w:t>
+      </w:r>
+    </w:p>
+    <w:p>
+      <w:r>
+        <w:t>Read JSON as UTF-8; require a list of collection objects and a stats object. Check required fields: id, handle, title, products_count and updated_at. Fail fast on an unexpected schema. Record checksum before modifying anything and preserve the raw inputs separately.</w:t>
+      </w:r>
+    </w:p>
+    <w:p>
+      <w:pPr>
+        <w:pStyle w:val="Heading2"/>
+      </w:pPr>
+      <w:r>
+        <w:t>Step 2 — Standardize types and keys</w:t>
+      </w:r>
+    </w:p>
+    <w:p>
+      <w:r>
+        <w:t>Trim id and handle; lowercase the handle; parse product counts as nonnegative integers and collection updates to timezone-aware UTC. Reject truly malformed keys/counts/dates to a quarantine table with source-row position and reason. Keep collection IDs as strings so leading zeros are never lost; do not conflate a duplicate membership across different collections with a duplicate row.</w:t>
+      </w:r>
+    </w:p>
+    <w:p>
+      <w:pPr>
+        <w:pStyle w:val="Heading2"/>
+      </w:pPr>
+      <w:r>
+        <w:t>Step 3 — Handle missing values according to business meaning</w:t>
+      </w:r>
+    </w:p>
+    <w:p>
+      <w:r>
+        <w:t>The three absent image URLs remain null with `image_missing=True`: replacing them with a fabricated URL would turn unknown provenance into false content. For the one missing SEO description, preserve `seo_description_fallback=True` and derive a capped plain-text description from the original HTML. This is a deterministic content fallback, not a recovered true SEO value. Missing essential keys, missing price in transactions, and unusable timestamps are quarantined rather than zero-filled.</w:t>
+      </w:r>
+    </w:p>
+    <w:p>
+      <w:pPr>
+        <w:pStyle w:val="Heading2"/>
+      </w:pPr>
+      <w:r>
+        <w:t>Step 4 — Clean HTML and categorical text</w:t>
+      </w:r>
+    </w:p>
+    <w:p>
+      <w:r>
+        <w:t>An HTMLParser removes markup while preserving visible text; character entities such as `&amp;amp;` are decoded. Keep raw HTML in the raw snapshot. Category labels are split on the ` &gt; ` delimiter, preserving the complete original hierarchy as well as a top-level group. A mapping table is preferred over fuzzy joining; log previously unseen categories for analyst review.</w:t>
+      </w:r>
+    </w:p>
+    <w:p>
+      <w:pPr>
+        <w:pStyle w:val="Heading2"/>
+      </w:pPr>
+      <w:r>
+        <w:t>Step 5 — Enforce correct observational grain</w:t>
+      </w:r>
+    </w:p>
+    <w:p>
+      <w:r>
+        <w:t>One collection row can include the same product as another collection. The source’s “Best Sellers” collection lists 5,913 memberships and “Under $50” lists 3,160 while only 2,938 unique products appear in the independent stats file. Those two mismatches are preserved as audit flags, not silently overwritten. The sum of all 161 collection membership counts is 36,682 and cannot be interpreted as an assortment size, stock, revenue, or sales volume.</w:t>
+      </w:r>
+    </w:p>
+    <w:p>
+      <w:pPr>
+        <w:pStyle w:val="Heading2"/>
+      </w:pPr>
+      <w:r>
+        <w:t>Step 6 — Engineer transparent, non-leaking features</w:t>
+      </w:r>
+    </w:p>
+    <w:p>
+      <w:r>
+        <w:t>Derive `description_word_count`, `image_missing`, `seo_description_fallback`, `product_count_gt_unique_total`, and `log1p_collection_count`. The log transform compresses long-tailed counts while preserving zero; these features are descriptive only. For a predictive pipeline, fit imputers/scalers exclusively on the training partition; do not compute statistics on a holdout period before modeling.</w:t>
+      </w:r>
+    </w:p>
+    <w:p>
+      <w:pPr>
+        <w:pStyle w:val="Heading2"/>
+      </w:pPr>
+      <w:r>
+        <w:t>Step 7 — Export, reconcile, and validate</w:t>
+      </w:r>
+    </w:p>
+    <w:p>
+      <w:r>
+        <w:t>Write cleaned collections, a collection quarantine table, category distributions, and an audit JSON. Assert processed + quarantined = input rows, unique IDs in accepted records, nonnegative counts and exact reconciliation between category hierarchy counts and 2,938 unique products. Repeat with a second run and compare checksums/outputs.</w:t>
+      </w:r>
+    </w:p>
+    <w:p>
+      <w:r>
+        <w:br w:type="page"/>
+      </w:r>
+    </w:p>
+    <w:p>
+      <w:pPr>
+        <w:pStyle w:val="Heading1"/>
+      </w:pPr>
+      <w:r>
+        <w:t>6. Real fashion data — category insights with correct units</w:t>
+      </w:r>
+    </w:p>
+    <w:p>
+      <w:r>
+        <w:t>The independent product-category hierarchy assigns 2,302 unique products to Clothing (78.35%), 325 to Jewelry (11.06%), 239 to Clothing Accessories (8.14%), 53 to Shoes (1.80%), and 19 to handbag and bag-accessory categories combined (0.65%). The categories sum to the published 2,938 active products. These numbers describe catalog composition, not product demand, sell-through or conversion.</w:t>
       </w:r>
     </w:p>
     <w:tbl>
@@ -2576,57 +1392,44 @@
         <w:tblStyle w:val="LightShading-Accent1"/>
         <w:tblW w:type="auto" w:w="0"/>
         <w:jc w:val="center"/>
-        <w:tblLayout w:type="autofit"/>
         <w:tblLook w:firstColumn="1" w:firstRow="1" w:lastColumn="0" w:lastRow="0" w:noHBand="0" w:noVBand="1" w:val="04A0"/>
       </w:tblPr>
       <w:tblGrid>
-        <w:gridCol w:w="3182"/>
-        <w:gridCol w:w="3182"/>
-        <w:gridCol w:w="3182"/>
+        <w:gridCol w:w="3154"/>
+        <w:gridCol w:w="3154"/>
+        <w:gridCol w:w="3154"/>
       </w:tblGrid>
       <w:tr>
         <w:tc>
           <w:tcPr>
-            <w:tcW w:type="dxa" w:w="3182"/>
+            <w:tcW w:type="dxa" w:w="3154"/>
             <w:vAlign w:val="center"/>
           </w:tcPr>
           <w:p>
             <w:r>
-              <w:rPr>
-                <w:b/>
-                <w:sz w:val="16"/>
-              </w:rPr>
-              <w:t>Day</w:t>
+              <w:t>Category group</w:t>
             </w:r>
           </w:p>
         </w:tc>
         <w:tc>
           <w:tcPr>
-            <w:tcW w:type="dxa" w:w="3182"/>
+            <w:tcW w:type="dxa" w:w="3154"/>
             <w:vAlign w:val="center"/>
           </w:tcPr>
           <w:p>
             <w:r>
-              <w:rPr>
-                <w:b/>
-                <w:sz w:val="16"/>
-              </w:rPr>
-              <w:t>Execution step</w:t>
+              <w:t>Unique products</w:t>
             </w:r>
           </w:p>
         </w:tc>
         <w:tc>
           <w:tcPr>
-            <w:tcW w:type="dxa" w:w="3182"/>
+            <w:tcW w:type="dxa" w:w="3154"/>
             <w:vAlign w:val="center"/>
           </w:tcPr>
           <w:p>
             <w:r>
-              <w:rPr>
-                <w:b/>
-                <w:sz w:val="16"/>
-              </w:rPr>
-              <w:t>Evidence / acceptance condition</w:t>
+              <w:t>Share of 2,938</w:t>
             </w:r>
           </w:p>
         </w:tc>
@@ -2634,49 +1437,34 @@
       <w:tr>
         <w:tc>
           <w:tcPr>
-            <w:tcW w:type="dxa" w:w="3182"/>
+            <w:tcW w:type="dxa" w:w="3154"/>
+            <w:vAlign w:val="center"/>
           </w:tcPr>
           <w:p>
-            <w:pPr>
-              <w:spacing w:after="20"/>
-            </w:pPr>
             <w:r>
-              <w:rPr>
-                <w:sz w:val="15"/>
-              </w:rPr>
-              <w:t>Day 1</w:t>
+              <w:t>Clothing</w:t>
             </w:r>
           </w:p>
         </w:tc>
         <w:tc>
           <w:tcPr>
-            <w:tcW w:type="dxa" w:w="3182"/>
+            <w:tcW w:type="dxa" w:w="3154"/>
+            <w:vAlign w:val="center"/>
           </w:tcPr>
           <w:p>
-            <w:pPr>
-              <w:spacing w:after="20"/>
-            </w:pPr>
             <w:r>
-              <w:rPr>
-                <w:sz w:val="15"/>
-              </w:rPr>
-              <w:t>Choose questions/sources, review terms and data contract</w:t>
+              <w:t>2,302</w:t>
             </w:r>
           </w:p>
         </w:tc>
         <w:tc>
           <w:tcPr>
-            <w:tcW w:type="dxa" w:w="3182"/>
+            <w:tcW w:type="dxa" w:w="3154"/>
+            <w:vAlign w:val="center"/>
           </w:tcPr>
           <w:p>
-            <w:pPr>
-              <w:spacing w:after="20"/>
-            </w:pPr>
             <w:r>
-              <w:rPr>
-                <w:sz w:val="15"/>
-              </w:rPr>
-              <w:t>Registry: grain, license/access, date and currency coverage.</w:t>
+              <w:t>78.35%</w:t>
             </w:r>
           </w:p>
         </w:tc>
@@ -2684,49 +1472,34 @@
       <w:tr>
         <w:tc>
           <w:tcPr>
-            <w:tcW w:type="dxa" w:w="3182"/>
+            <w:tcW w:type="dxa" w:w="3154"/>
+            <w:vAlign w:val="center"/>
           </w:tcPr>
           <w:p>
-            <w:pPr>
-              <w:spacing w:after="20"/>
-            </w:pPr>
             <w:r>
-              <w:rPr>
-                <w:sz w:val="15"/>
-              </w:rPr>
-              <w:t>Day 2</w:t>
+              <w:t>Jewelry</w:t>
             </w:r>
           </w:p>
         </w:tc>
         <w:tc>
           <w:tcPr>
-            <w:tcW w:type="dxa" w:w="3182"/>
+            <w:tcW w:type="dxa" w:w="3154"/>
+            <w:vAlign w:val="center"/>
           </w:tcPr>
           <w:p>
-            <w:pPr>
-              <w:spacing w:after="20"/>
-            </w:pPr>
             <w:r>
-              <w:rPr>
-                <w:sz w:val="15"/>
-              </w:rPr>
-              <w:t>Acquire a sample, checksum, profile raw fields</w:t>
+              <w:t>325</w:t>
             </w:r>
           </w:p>
         </w:tc>
         <w:tc>
           <w:tcPr>
-            <w:tcW w:type="dxa" w:w="3182"/>
+            <w:tcW w:type="dxa" w:w="3154"/>
+            <w:vAlign w:val="center"/>
           </w:tcPr>
           <w:p>
-            <w:pPr>
-              <w:spacing w:after="20"/>
-            </w:pPr>
             <w:r>
-              <w:rPr>
-                <w:sz w:val="15"/>
-              </w:rPr>
-              <w:t>Raw snapshot + profile; required columns validated.</w:t>
+              <w:t>11.06%</w:t>
             </w:r>
           </w:p>
         </w:tc>
@@ -2734,49 +1507,34 @@
       <w:tr>
         <w:tc>
           <w:tcPr>
-            <w:tcW w:type="dxa" w:w="3182"/>
+            <w:tcW w:type="dxa" w:w="3154"/>
+            <w:vAlign w:val="center"/>
           </w:tcPr>
           <w:p>
-            <w:pPr>
-              <w:spacing w:after="20"/>
-            </w:pPr>
             <w:r>
-              <w:rPr>
-                <w:sz w:val="15"/>
-              </w:rPr>
-              <w:t>Day 3</w:t>
+              <w:t>Clothing accessories</w:t>
             </w:r>
           </w:p>
         </w:tc>
         <w:tc>
           <w:tcPr>
-            <w:tcW w:type="dxa" w:w="3182"/>
+            <w:tcW w:type="dxa" w:w="3154"/>
+            <w:vAlign w:val="center"/>
           </w:tcPr>
           <w:p>
-            <w:pPr>
-              <w:spacing w:after="20"/>
-            </w:pPr>
             <w:r>
-              <w:rPr>
-                <w:sz w:val="15"/>
-              </w:rPr>
-              <w:t>Implement cleaning, normalization and quarantine</w:t>
+              <w:t>239</w:t>
             </w:r>
           </w:p>
         </w:tc>
         <w:tc>
           <w:tcPr>
-            <w:tcW w:type="dxa" w:w="3182"/>
+            <w:tcW w:type="dxa" w:w="3154"/>
+            <w:vAlign w:val="center"/>
           </w:tcPr>
           <w:p>
-            <w:pPr>
-              <w:spacing w:after="20"/>
-            </w:pPr>
             <w:r>
-              <w:rPr>
-                <w:sz w:val="15"/>
-              </w:rPr>
-              <w:t>Every input reconciles to sale/return/quarantine exactly once.</w:t>
+              <w:t>8.14%</w:t>
             </w:r>
           </w:p>
         </w:tc>
@@ -2784,49 +1542,34 @@
       <w:tr>
         <w:tc>
           <w:tcPr>
-            <w:tcW w:type="dxa" w:w="3182"/>
+            <w:tcW w:type="dxa" w:w="3154"/>
+            <w:vAlign w:val="center"/>
           </w:tcPr>
           <w:p>
-            <w:pPr>
-              <w:spacing w:after="20"/>
-            </w:pPr>
             <w:r>
-              <w:rPr>
-                <w:sz w:val="15"/>
-              </w:rPr>
-              <w:t>Day 4</w:t>
+              <w:t>Shoes</w:t>
             </w:r>
           </w:p>
         </w:tc>
         <w:tc>
           <w:tcPr>
-            <w:tcW w:type="dxa" w:w="3182"/>
+            <w:tcW w:type="dxa" w:w="3154"/>
+            <w:vAlign w:val="center"/>
           </w:tcPr>
           <w:p>
-            <w:pPr>
-              <w:spacing w:after="20"/>
-            </w:pPr>
             <w:r>
-              <w:rPr>
-                <w:sz w:val="15"/>
-              </w:rPr>
-              <w:t>Engineer time-safe features and review bias/privacy</w:t>
+              <w:t>53</w:t>
             </w:r>
           </w:p>
         </w:tc>
         <w:tc>
           <w:tcPr>
-            <w:tcW w:type="dxa" w:w="3182"/>
+            <w:tcW w:type="dxa" w:w="3154"/>
+            <w:vAlign w:val="center"/>
           </w:tcPr>
           <w:p>
-            <w:pPr>
-              <w:spacing w:after="20"/>
-            </w:pPr>
             <w:r>
-              <w:rPr>
-                <w:sz w:val="15"/>
-              </w:rPr>
-              <w:t>Unknown flags, future-leakage check, product- and customer-level QA.</w:t>
+              <w:t>1.80%</w:t>
             </w:r>
           </w:p>
         </w:tc>
@@ -2834,62 +1577,350 @@
       <w:tr>
         <w:tc>
           <w:tcPr>
-            <w:tcW w:type="dxa" w:w="3182"/>
+            <w:tcW w:type="dxa" w:w="3154"/>
+            <w:vAlign w:val="center"/>
           </w:tcPr>
           <w:p>
-            <w:pPr>
-              <w:spacing w:after="20"/>
-            </w:pPr>
             <w:r>
-              <w:rPr>
-                <w:sz w:val="15"/>
-              </w:rPr>
-              <w:t>Day 5</w:t>
+              <w:t>Handbags &amp; cases</w:t>
             </w:r>
           </w:p>
         </w:tc>
         <w:tc>
           <w:tcPr>
-            <w:tcW w:type="dxa" w:w="3182"/>
+            <w:tcW w:type="dxa" w:w="3154"/>
+            <w:vAlign w:val="center"/>
           </w:tcPr>
           <w:p>
-            <w:pPr>
-              <w:spacing w:after="20"/>
-            </w:pPr>
             <w:r>
-              <w:rPr>
-                <w:sz w:val="15"/>
-              </w:rPr>
-              <w:t>Run tests; document and package evidence</w:t>
+              <w:t>10</w:t>
             </w:r>
           </w:p>
         </w:tc>
         <w:tc>
           <w:tcPr>
-            <w:tcW w:type="dxa" w:w="3182"/>
+            <w:tcW w:type="dxa" w:w="3154"/>
+            <w:vAlign w:val="center"/>
           </w:tcPr>
           <w:p>
-            <w:pPr>
-              <w:spacing w:after="20"/>
-            </w:pPr>
             <w:r>
-              <w:rPr>
-                <w:sz w:val="15"/>
-              </w:rPr>
-              <w:t>Reproduction commands, README, report, plots and GitHub links.</w:t>
+              <w:t>0.34%</w:t>
+            </w:r>
+          </w:p>
+        </w:tc>
+      </w:tr>
+      <w:tr>
+        <w:tc>
+          <w:tcPr>
+            <w:tcW w:type="dxa" w:w="3154"/>
+            <w:vAlign w:val="center"/>
+          </w:tcPr>
+          <w:p>
+            <w:r>
+              <w:t>Handbag &amp; wallet accessories</w:t>
+            </w:r>
+          </w:p>
+        </w:tc>
+        <w:tc>
+          <w:tcPr>
+            <w:tcW w:type="dxa" w:w="3154"/>
+            <w:vAlign w:val="center"/>
+          </w:tcPr>
+          <w:p>
+            <w:r>
+              <w:t>9</w:t>
+            </w:r>
+          </w:p>
+        </w:tc>
+        <w:tc>
+          <w:tcPr>
+            <w:tcW w:type="dxa" w:w="3154"/>
+            <w:vAlign w:val="center"/>
+          </w:tcPr>
+          <w:p>
+            <w:r>
+              <w:t>0.31%</w:t>
+            </w:r>
+          </w:p>
+        </w:tc>
+      </w:tr>
+      <w:tr>
+        <w:tc>
+          <w:tcPr>
+            <w:tcW w:type="dxa" w:w="3154"/>
+            <w:vAlign w:val="center"/>
+          </w:tcPr>
+          <w:p>
+            <w:r>
+              <w:t>TOTAL</w:t>
+            </w:r>
+          </w:p>
+        </w:tc>
+        <w:tc>
+          <w:tcPr>
+            <w:tcW w:type="dxa" w:w="3154"/>
+            <w:vAlign w:val="center"/>
+          </w:tcPr>
+          <w:p>
+            <w:r>
+              <w:t>2,938</w:t>
+            </w:r>
+          </w:p>
+        </w:tc>
+        <w:tc>
+          <w:tcPr>
+            <w:tcW w:type="dxa" w:w="3154"/>
+            <w:vAlign w:val="center"/>
+          </w:tcPr>
+          <w:p>
+            <w:r>
+              <w:t>100.00%</w:t>
             </w:r>
           </w:p>
         </w:tc>
       </w:tr>
     </w:tbl>
+    <w:p/>
+    <w:p>
+      <w:r>
+        <w:t>Business interpretation: a merchandising analyst could prioritize taxonomy quality reviews in the high-volume Clothing group, then investigate whether incomplete media or descriptions are concentrated in conversion-critical categories. However, the dataset contains no impressions, clicks, transaction values or inventory quantities: it cannot prove marketing uplift, customer demand or stock shortages. Those would require a governed event and POS feed.</w:t>
+      </w:r>
+    </w:p>
     <w:p>
       <w:pPr>
-        <w:spacing w:after="0"/>
+        <w:pStyle w:val="Heading2"/>
       </w:pPr>
+      <w:r>
+        <w:t>A concrete integration plan</w:t>
+      </w:r>
     </w:p>
+    <w:tbl>
+      <w:tblPr>
+        <w:tblStyle w:val="LightShading-Accent1"/>
+        <w:tblW w:type="auto" w:w="0"/>
+        <w:jc w:val="center"/>
+        <w:tblLook w:firstColumn="1" w:firstRow="1" w:lastColumn="0" w:lastRow="0" w:noHBand="0" w:noVBand="1" w:val="04A0"/>
+      </w:tblPr>
+      <w:tblGrid>
+        <w:gridCol w:w="3154"/>
+        <w:gridCol w:w="3154"/>
+        <w:gridCol w:w="3154"/>
+      </w:tblGrid>
+      <w:tr>
+        <w:tc>
+          <w:tcPr>
+            <w:tcW w:type="dxa" w:w="3154"/>
+            <w:vAlign w:val="center"/>
+          </w:tcPr>
+          <w:p>
+            <w:r>
+              <w:t>Data table and key</w:t>
+            </w:r>
+          </w:p>
+        </w:tc>
+        <w:tc>
+          <w:tcPr>
+            <w:tcW w:type="dxa" w:w="3154"/>
+            <w:vAlign w:val="center"/>
+          </w:tcPr>
+          <w:p>
+            <w:r>
+              <w:t>Proposed join</w:t>
+            </w:r>
+          </w:p>
+        </w:tc>
+        <w:tc>
+          <w:tcPr>
+            <w:tcW w:type="dxa" w:w="3154"/>
+            <w:vAlign w:val="center"/>
+          </w:tcPr>
+          <w:p>
+            <w:r>
+              <w:t>Safe use</w:t>
+            </w:r>
+          </w:p>
+        </w:tc>
+      </w:tr>
+      <w:tr>
+        <w:tc>
+          <w:tcPr>
+            <w:tcW w:type="dxa" w:w="3154"/>
+            <w:vAlign w:val="center"/>
+          </w:tcPr>
+          <w:p>
+            <w:r>
+              <w:t>Catalog product_id / category</w:t>
+            </w:r>
+          </w:p>
+        </w:tc>
+        <w:tc>
+          <w:tcPr>
+            <w:tcW w:type="dxa" w:w="3154"/>
+            <w:vAlign w:val="center"/>
+          </w:tcPr>
+          <w:p>
+            <w:r>
+              <w:t>SKU table keyed on product ID</w:t>
+            </w:r>
+          </w:p>
+        </w:tc>
+        <w:tc>
+          <w:tcPr>
+            <w:tcW w:type="dxa" w:w="3154"/>
+            <w:vAlign w:val="center"/>
+          </w:tcPr>
+          <w:p>
+            <w:r>
+              <w:t>If real SKU mapping exists, attach assortment taxonomy</w:t>
+            </w:r>
+          </w:p>
+        </w:tc>
+      </w:tr>
+      <w:tr>
+        <w:tc>
+          <w:tcPr>
+            <w:tcW w:type="dxa" w:w="3154"/>
+            <w:vAlign w:val="center"/>
+          </w:tcPr>
+          <w:p>
+            <w:r>
+              <w:t>Inventory SKU × location × date</w:t>
+            </w:r>
+          </w:p>
+        </w:tc>
+        <w:tc>
+          <w:tcPr>
+            <w:tcW w:type="dxa" w:w="3154"/>
+            <w:vAlign w:val="center"/>
+          </w:tcPr>
+          <w:p>
+            <w:r>
+              <w:t>To catalog products via authorized SKU map</w:t>
+            </w:r>
+          </w:p>
+        </w:tc>
+        <w:tc>
+          <w:tcPr>
+            <w:tcW w:type="dxa" w:w="3154"/>
+            <w:vAlign w:val="center"/>
+          </w:tcPr>
+          <w:p>
+            <w:r>
+              <w:t>Stock cover, stockout and replenishment calculations</w:t>
+            </w:r>
+          </w:p>
+        </w:tc>
+      </w:tr>
+      <w:tr>
+        <w:tc>
+          <w:tcPr>
+            <w:tcW w:type="dxa" w:w="3154"/>
+            <w:vAlign w:val="center"/>
+          </w:tcPr>
+          <w:p>
+            <w:r>
+              <w:t>POS order_line_id × SKU × timestamp</w:t>
+            </w:r>
+          </w:p>
+        </w:tc>
+        <w:tc>
+          <w:tcPr>
+            <w:tcW w:type="dxa" w:w="3154"/>
+            <w:vAlign w:val="center"/>
+          </w:tcPr>
+          <w:p>
+            <w:r>
+              <w:t>To mapped SKU; currency and timezone controls</w:t>
+            </w:r>
+          </w:p>
+        </w:tc>
+        <w:tc>
+          <w:tcPr>
+            <w:tcW w:type="dxa" w:w="3154"/>
+            <w:vAlign w:val="center"/>
+          </w:tcPr>
+          <w:p>
+            <w:r>
+              <w:t>Returns, gross/net sales, demand rates</w:t>
+            </w:r>
+          </w:p>
+        </w:tc>
+      </w:tr>
+      <w:tr>
+        <w:tc>
+          <w:tcPr>
+            <w:tcW w:type="dxa" w:w="3154"/>
+            <w:vAlign w:val="center"/>
+          </w:tcPr>
+          <w:p>
+            <w:r>
+              <w:t>Weather location × date</w:t>
+            </w:r>
+          </w:p>
+        </w:tc>
+        <w:tc>
+          <w:tcPr>
+            <w:tcW w:type="dxa" w:w="3154"/>
+            <w:vAlign w:val="center"/>
+          </w:tcPr>
+          <w:p>
+            <w:r>
+              <w:t>Store geography and calendar day</w:t>
+            </w:r>
+          </w:p>
+        </w:tc>
+        <w:tc>
+          <w:tcPr>
+            <w:tcW w:type="dxa" w:w="3154"/>
+            <w:vAlign w:val="center"/>
+          </w:tcPr>
+          <w:p>
+            <w:r>
+              <w:t>Seasonality explanatory covariate; not causation</w:t>
+            </w:r>
+          </w:p>
+        </w:tc>
+      </w:tr>
+      <w:tr>
+        <w:tc>
+          <w:tcPr>
+            <w:tcW w:type="dxa" w:w="3154"/>
+            <w:vAlign w:val="center"/>
+          </w:tcPr>
+          <w:p>
+            <w:r>
+              <w:t>Trend keyword × region × week</w:t>
+            </w:r>
+          </w:p>
+        </w:tc>
+        <w:tc>
+          <w:tcPr>
+            <w:tcW w:type="dxa" w:w="3154"/>
+            <w:vAlign w:val="center"/>
+          </w:tcPr>
+          <w:p>
+            <w:r>
+              <w:t>Aligned category/region/week</w:t>
+            </w:r>
+          </w:p>
+        </w:tc>
+        <w:tc>
+          <w:tcPr>
+            <w:tcW w:type="dxa" w:w="3154"/>
+            <w:vAlign w:val="center"/>
+          </w:tcPr>
+          <w:p>
+            <w:r>
+              <w:t>Relative search-interest signal after validation</w:t>
+            </w:r>
+          </w:p>
+        </w:tc>
+      </w:tr>
+    </w:tbl>
+    <w:p/>
     <w:p>
       <w:r>
-        <w:t>Acceptance thresholds should be agreed with the business owner rather than invented from this toy dataset. Example *pilot gates*, not observed standards: ≥99% records accounted for across valid/returns/quarantine partitions; 100% unique order-line keys in accepted outputs; 100% accepted prices &gt;0; all returns signed consistently; zero leaked future observations in lagged features; documented handling for each critical missing field; and an owner to review every quarantine cluster.</w:t>
+        <w:t>This integration plan is proposed and not executed; the absence of transaction data is clearly disclosed. It demonstrates what would be needed to turn category content hygiene into later commercial decisions.</w:t>
       </w:r>
     </w:p>
     <w:p>
@@ -2897,7 +1928,12 @@
         <w:pStyle w:val="Heading1"/>
       </w:pPr>
       <w:r>
-        <w:t>8. Challenges, risks and mitigations</w:t>
+        <w:t>7. Independent synthetic apparel transaction stress test</w:t>
+      </w:r>
+    </w:p>
+    <w:p>
+      <w:r>
+        <w:t>Real fashion catalog records provide external-data acquisition evidence but cannot test financial validations absent in the source. The separate deterministic fixture deliberately injects duplicate order lines, missing SKU and category, invalid unit prices, negative or inconsistent returns, malformed discounts, and unknown size codes. It is not a real employer dataset.</w:t>
       </w:r>
     </w:p>
     <w:tbl>
@@ -2905,41 +1941,44 @@
         <w:tblStyle w:val="LightShading-Accent1"/>
         <w:tblW w:type="auto" w:w="0"/>
         <w:jc w:val="center"/>
-        <w:tblLayout w:type="autofit"/>
         <w:tblLook w:firstColumn="1" w:firstRow="1" w:lastColumn="0" w:lastRow="0" w:noHBand="0" w:noVBand="1" w:val="04A0"/>
       </w:tblPr>
       <w:tblGrid>
-        <w:gridCol w:w="4773"/>
-        <w:gridCol w:w="4773"/>
+        <w:gridCol w:w="3154"/>
+        <w:gridCol w:w="3154"/>
+        <w:gridCol w:w="3154"/>
       </w:tblGrid>
       <w:tr>
         <w:tc>
           <w:tcPr>
-            <w:tcW w:type="dxa" w:w="4773"/>
+            <w:tcW w:type="dxa" w:w="3154"/>
             <w:vAlign w:val="center"/>
           </w:tcPr>
           <w:p>
             <w:r>
-              <w:rPr>
-                <w:b/>
-                <w:sz w:val="16"/>
-              </w:rPr>
-              <w:t>Challenge / consequence</w:t>
+              <w:t>Raw→prepared flow</w:t>
             </w:r>
           </w:p>
         </w:tc>
         <w:tc>
           <w:tcPr>
-            <w:tcW w:type="dxa" w:w="4773"/>
+            <w:tcW w:type="dxa" w:w="3154"/>
             <w:vAlign w:val="center"/>
           </w:tcPr>
           <w:p>
             <w:r>
-              <w:rPr>
-                <w:b/>
-                <w:sz w:val="16"/>
-              </w:rPr>
-              <w:t>Control and analytical reasoning</w:t>
+              <w:t>Executed synthetic result</w:t>
+            </w:r>
+          </w:p>
+        </w:tc>
+        <w:tc>
+          <w:tcPr>
+            <w:tcW w:type="dxa" w:w="3154"/>
+            <w:vAlign w:val="center"/>
+          </w:tcPr>
+          <w:p>
+            <w:r>
+              <w:t>Interpretation</w:t>
             </w:r>
           </w:p>
         </w:tc>
@@ -2947,33 +1986,34 @@
       <w:tr>
         <w:tc>
           <w:tcPr>
-            <w:tcW w:type="dxa" w:w="4773"/>
+            <w:tcW w:type="dxa" w:w="3154"/>
+            <w:vAlign w:val="center"/>
           </w:tcPr>
           <w:p>
-            <w:pPr>
-              <w:spacing w:after="20"/>
-            </w:pPr>
             <w:r>
-              <w:rPr>
-                <w:sz w:val="15"/>
-              </w:rPr>
-              <w:t>Unlicensed or login-gated scraping</w:t>
+              <w:t>Raw input rows</w:t>
             </w:r>
           </w:p>
         </w:tc>
         <w:tc>
           <w:tcPr>
-            <w:tcW w:type="dxa" w:w="4773"/>
+            <w:tcW w:type="dxa" w:w="3154"/>
+            <w:vAlign w:val="center"/>
           </w:tcPr>
           <w:p>
-            <w:pPr>
-              <w:spacing w:after="20"/>
-            </w:pPr>
             <w:r>
-              <w:rPr>
-                <w:sz w:val="15"/>
-              </w:rPr>
-              <w:t>Prefer official downloads/APIs; review competition rules and citation duties; do not commit restricted H&amp;M raw data.</w:t>
+              <w:t>163</w:t>
+            </w:r>
+          </w:p>
+        </w:tc>
+        <w:tc>
+          <w:tcPr>
+            <w:tcW w:type="dxa" w:w="3154"/>
+            <w:vAlign w:val="center"/>
+          </w:tcPr>
+          <w:p>
+            <w:r>
+              <w:t>Intentionally malformed test data</w:t>
             </w:r>
           </w:p>
         </w:tc>
@@ -2981,33 +2021,34 @@
       <w:tr>
         <w:tc>
           <w:tcPr>
-            <w:tcW w:type="dxa" w:w="4773"/>
+            <w:tcW w:type="dxa" w:w="3154"/>
+            <w:vAlign w:val="center"/>
           </w:tcPr>
           <w:p>
-            <w:pPr>
-              <w:spacing w:after="20"/>
-            </w:pPr>
             <w:r>
-              <w:rPr>
-                <w:sz w:val="15"/>
-              </w:rPr>
-              <w:t>Customer identifiers and privacy</w:t>
+              <w:t>Clean positive sales</w:t>
             </w:r>
           </w:p>
         </w:tc>
         <w:tc>
           <w:tcPr>
-            <w:tcW w:type="dxa" w:w="4773"/>
+            <w:tcW w:type="dxa" w:w="3154"/>
+            <w:vAlign w:val="center"/>
           </w:tcPr>
           <w:p>
-            <w:pPr>
-              <w:spacing w:after="20"/>
-            </w:pPr>
             <w:r>
-              <w:rPr>
-                <w:sz w:val="15"/>
-              </w:rPr>
-              <w:t>Use fictional IDs in public examples; keep real PII out of Git, minimize collection, restrict access, check lawful basis.</w:t>
+              <w:t>147</w:t>
+            </w:r>
+          </w:p>
+        </w:tc>
+        <w:tc>
+          <w:tcPr>
+            <w:tcW w:type="dxa" w:w="3154"/>
+            <w:vAlign w:val="center"/>
+          </w:tcPr>
+          <w:p>
+            <w:r>
+              <w:t>Retain valid sales lines</w:t>
             </w:r>
           </w:p>
         </w:tc>
@@ -3015,33 +2056,34 @@
       <w:tr>
         <w:tc>
           <w:tcPr>
-            <w:tcW w:type="dxa" w:w="4773"/>
+            <w:tcW w:type="dxa" w:w="3154"/>
+            <w:vAlign w:val="center"/>
           </w:tcPr>
           <w:p>
-            <w:pPr>
-              <w:spacing w:after="20"/>
-            </w:pPr>
             <w:r>
-              <w:rPr>
-                <w:sz w:val="15"/>
-              </w:rPr>
-              <w:t>Returns/cancellations confused with sales</w:t>
+              <w:t>Valid return lines</w:t>
             </w:r>
           </w:p>
         </w:tc>
         <w:tc>
           <w:tcPr>
-            <w:tcW w:type="dxa" w:w="4773"/>
+            <w:tcW w:type="dxa" w:w="3154"/>
+            <w:vAlign w:val="center"/>
           </w:tcPr>
           <w:p>
-            <w:pPr>
-              <w:spacing w:after="20"/>
-            </w:pPr>
             <w:r>
-              <w:rPr>
-                <w:sz w:val="15"/>
-              </w:rPr>
-              <w:t>Separate returns/cancellation event flows; use signed quantities and audit status transitions.</w:t>
+              <w:t>2</w:t>
+            </w:r>
+          </w:p>
+        </w:tc>
+        <w:tc>
+          <w:tcPr>
+            <w:tcW w:type="dxa" w:w="3154"/>
+            <w:vAlign w:val="center"/>
+          </w:tcPr>
+          <w:p>
+            <w:r>
+              <w:t>Separate signed returns from demand</w:t>
             </w:r>
           </w:p>
         </w:tc>
@@ -3049,33 +2091,34 @@
       <w:tr>
         <w:tc>
           <w:tcPr>
-            <w:tcW w:type="dxa" w:w="4773"/>
+            <w:tcW w:type="dxa" w:w="3154"/>
+            <w:vAlign w:val="center"/>
           </w:tcPr>
           <w:p>
-            <w:pPr>
-              <w:spacing w:after="20"/>
-            </w:pPr>
             <w:r>
-              <w:rPr>
-                <w:sz w:val="15"/>
-              </w:rPr>
-              <w:t>Mixed INR/GBP or inconsistent timezones</w:t>
+              <w:t>Quarantine with explicit reasons</w:t>
             </w:r>
           </w:p>
         </w:tc>
         <w:tc>
           <w:tcPr>
-            <w:tcW w:type="dxa" w:w="4773"/>
+            <w:tcW w:type="dxa" w:w="3154"/>
+            <w:vAlign w:val="center"/>
           </w:tcPr>
           <w:p>
-            <w:pPr>
-              <w:spacing w:after="20"/>
-            </w:pPr>
             <w:r>
-              <w:rPr>
-                <w:sz w:val="15"/>
-              </w:rPr>
-              <w:t>Require currency+timezone fields. UCI GBP staging is not merged with synthetic INR metrics.</w:t>
+              <w:t>14</w:t>
+            </w:r>
+          </w:p>
+        </w:tc>
+        <w:tc>
+          <w:tcPr>
+            <w:tcW w:type="dxa" w:w="3154"/>
+            <w:vAlign w:val="center"/>
+          </w:tcPr>
+          <w:p>
+            <w:r>
+              <w:t>Includes 2 exact duplicates</w:t>
             </w:r>
           </w:p>
         </w:tc>
@@ -3083,33 +2126,34 @@
       <w:tr>
         <w:tc>
           <w:tcPr>
-            <w:tcW w:type="dxa" w:w="4773"/>
+            <w:tcW w:type="dxa" w:w="3154"/>
+            <w:vAlign w:val="center"/>
           </w:tcPr>
           <w:p>
-            <w:pPr>
-              <w:spacing w:after="20"/>
-            </w:pPr>
             <w:r>
-              <w:rPr>
-                <w:sz w:val="15"/>
-              </w:rPr>
-              <w:t>Over-aggressive duplicate deletion</w:t>
+              <w:t>Rows reconciled</w:t>
             </w:r>
           </w:p>
         </w:tc>
         <w:tc>
           <w:tcPr>
-            <w:tcW w:type="dxa" w:w="4773"/>
+            <w:tcW w:type="dxa" w:w="3154"/>
+            <w:vAlign w:val="center"/>
           </w:tcPr>
           <w:p>
-            <w:pPr>
-              <w:spacing w:after="20"/>
-            </w:pPr>
             <w:r>
-              <w:rPr>
-                <w:sz w:val="15"/>
-              </w:rPr>
-              <w:t>Use stable line_id plus full row, investigate conflicting duplicates; preserve distinct basket lines.</w:t>
+              <w:t>147 + 2 + 14 = 163</w:t>
+            </w:r>
+          </w:p>
+        </w:tc>
+        <w:tc>
+          <w:tcPr>
+            <w:tcW w:type="dxa" w:w="3154"/>
+            <w:vAlign w:val="center"/>
+          </w:tcPr>
+          <w:p>
+            <w:r>
+              <w:t>No silent row loss</w:t>
             </w:r>
           </w:p>
         </w:tc>
@@ -3117,33 +2161,160 @@
       <w:tr>
         <w:tc>
           <w:tcPr>
-            <w:tcW w:type="dxa" w:w="4773"/>
+            <w:tcW w:type="dxa" w:w="3154"/>
+            <w:vAlign w:val="center"/>
           </w:tcPr>
           <w:p>
-            <w:pPr>
-              <w:spacing w:after="20"/>
-            </w:pPr>
             <w:r>
-              <w:rPr>
-                <w:sz w:val="15"/>
-              </w:rPr>
-              <w:t>Fashion sizes and labels vary by region</w:t>
+              <w:t>Retention</w:t>
             </w:r>
           </w:p>
         </w:tc>
         <w:tc>
           <w:tcPr>
-            <w:tcW w:type="dxa" w:w="4773"/>
+            <w:tcW w:type="dxa" w:w="3154"/>
+            <w:vAlign w:val="center"/>
           </w:tcPr>
           <w:p>
-            <w:pPr>
-              <w:spacing w:after="20"/>
-            </w:pPr>
             <w:r>
-              <w:rPr>
-                <w:sz w:val="15"/>
-              </w:rPr>
-              <w:t>Keep original/source category mapping, unknown class and mapping version; preserve garment vs numeric size systems.</w:t>
+              <w:t>149 / 163 = 91.41%</w:t>
+            </w:r>
+          </w:p>
+        </w:tc>
+        <w:tc>
+          <w:tcPr>
+            <w:tcW w:type="dxa" w:w="3154"/>
+            <w:vAlign w:val="center"/>
+          </w:tcPr>
+          <w:p>
+            <w:r>
+              <w:t>Demonstration-only data quality measure</w:t>
+            </w:r>
+          </w:p>
+        </w:tc>
+      </w:tr>
+    </w:tbl>
+    <w:p/>
+    <w:p>
+      <w:r>
+        <w:t>This example does not mix INR synthetic revenue with real USD catalog listings. The previous synthetic orders and newly added MIT-licensed catalog records remain separate data domains throughout the workflow.</w:t>
+      </w:r>
+    </w:p>
+    <w:p>
+      <w:r>
+        <w:br w:type="page"/>
+      </w:r>
+    </w:p>
+    <w:p>
+      <w:pPr>
+        <w:pStyle w:val="Heading1"/>
+      </w:pPr>
+      <w:r>
+        <w:t>8. Reproducibility &amp; automated validation</w:t>
+      </w:r>
+    </w:p>
+    <w:p>
+      <w:r>
+        <w:t>Two independent pipelines are included in the GitHub project. The synthetic one rebuilds 163 intentionally corrupted order records with a fixed random seed and emits audit, quarantine, cleaned sales, returns, weekly features and customer features. The real-data one processes the pinned 161-row fashion catalog and product-category summary to emit source provenance, real cleaned collections, category-share tables, audit flags and quarantined records.</w:t>
+      </w:r>
+    </w:p>
+    <w:p>
+      <w:r>
+        <w:t>Commands from project root:</w:t>
+      </w:r>
+    </w:p>
+    <w:p>
+      <w:pPr>
+        <w:pStyle w:val="NoSpacing"/>
+      </w:pPr>
+      <w:r>
+        <w:rPr>
+          <w:rFonts w:ascii="Consolas" w:hAnsi="Consolas"/>
+          <w:sz w:val="17"/>
+        </w:rPr>
+        <w:t>python -m pip install -r requirements.txt</w:t>
+      </w:r>
+    </w:p>
+    <w:p>
+      <w:pPr>
+        <w:pStyle w:val="NoSpacing"/>
+      </w:pPr>
+      <w:r>
+        <w:rPr>
+          <w:rFonts w:ascii="Consolas" w:hAnsi="Consolas"/>
+          <w:sz w:val="17"/>
+        </w:rPr>
+        <w:t>python run_pipeline.py</w:t>
+      </w:r>
+    </w:p>
+    <w:p>
+      <w:pPr>
+        <w:pStyle w:val="NoSpacing"/>
+      </w:pPr>
+      <w:r>
+        <w:rPr>
+          <w:rFonts w:ascii="Consolas" w:hAnsi="Consolas"/>
+          <w:sz w:val="17"/>
+        </w:rPr>
+        <w:t>python -m src.real_catalog_pipeline  # uses bundled public snapshots</w:t>
+      </w:r>
+    </w:p>
+    <w:p>
+      <w:pPr>
+        <w:pStyle w:val="NoSpacing"/>
+      </w:pPr>
+      <w:r>
+        <w:rPr>
+          <w:rFonts w:ascii="Consolas" w:hAnsi="Consolas"/>
+          <w:sz w:val="17"/>
+        </w:rPr>
+        <w:t>python -m unittest discover -s tests -v</w:t>
+      </w:r>
+    </w:p>
+    <w:p>
+      <w:r>
+        <w:t>Automated quality contract (21 tests, executed locally): negative/malformed counts are quarantined; duplicate keys are not double-counted; optional missing media does not remove records; the fallback description is transparently flagged; source checksums and commit are recorded; and distinct product-category counts must reconcile exactly. The original synthetic pipeline’s 11 tests continue to pass, and 10 new real-catalog tests pass. The real-catalog tests use controlled fixture inputs for edge cases; observed full-source counts are reported separately and checked from the actual public snapshot.</w:t>
+      </w:r>
+    </w:p>
+    <w:p>
+      <w:pPr>
+        <w:pStyle w:val="Heading1"/>
+      </w:pPr>
+      <w:r>
+        <w:t>9. Governance, constraints, and failure modes</w:t>
+      </w:r>
+    </w:p>
+    <w:tbl>
+      <w:tblPr>
+        <w:tblStyle w:val="LightShading-Accent1"/>
+        <w:tblW w:type="auto" w:w="0"/>
+        <w:jc w:val="center"/>
+        <w:tblLook w:firstColumn="1" w:firstRow="1" w:lastColumn="0" w:lastRow="0" w:noHBand="0" w:noVBand="1" w:val="04A0"/>
+      </w:tblPr>
+      <w:tblGrid>
+        <w:gridCol w:w="4730"/>
+        <w:gridCol w:w="4730"/>
+      </w:tblGrid>
+      <w:tr>
+        <w:tc>
+          <w:tcPr>
+            <w:tcW w:type="dxa" w:w="4730"/>
+            <w:vAlign w:val="center"/>
+          </w:tcPr>
+          <w:p>
+            <w:r>
+              <w:t>Risk</w:t>
+            </w:r>
+          </w:p>
+        </w:tc>
+        <w:tc>
+          <w:tcPr>
+            <w:tcW w:type="dxa" w:w="4730"/>
+            <w:vAlign w:val="center"/>
+          </w:tcPr>
+          <w:p>
+            <w:r>
+              <w:t>Mitigation / reviewer evidence</w:t>
             </w:r>
           </w:p>
         </w:tc>
@@ -3151,33 +2322,23 @@
       <w:tr>
         <w:tc>
           <w:tcPr>
-            <w:tcW w:type="dxa" w:w="4773"/>
+            <w:tcW w:type="dxa" w:w="4730"/>
+            <w:vAlign w:val="center"/>
           </w:tcPr>
           <w:p>
-            <w:pPr>
-              <w:spacing w:after="20"/>
-            </w:pPr>
             <w:r>
-              <w:rPr>
-                <w:sz w:val="15"/>
-              </w:rPr>
-              <w:t>Distribution shift, promotions, festival peaks</w:t>
+              <w:t>Source mutates every Sunday</w:t>
             </w:r>
           </w:p>
         </w:tc>
         <w:tc>
           <w:tcPr>
-            <w:tcW w:type="dxa" w:w="4773"/>
+            <w:tcW w:type="dxa" w:w="4730"/>
+            <w:vAlign w:val="center"/>
           </w:tcPr>
           <w:p>
-            <w:pPr>
-              <w:spacing w:after="20"/>
-            </w:pPr>
             <w:r>
-              <w:rPr>
-                <w:sz w:val="15"/>
-              </w:rPr>
-              <w:t>Record sampling window, marketing activity and seasonality; compare across holdout periods and cohorts.</w:t>
+              <w:t>Pin revision; bundle original JSON; record update and SHA-256</w:t>
             </w:r>
           </w:p>
         </w:tc>
@@ -3185,33 +2346,23 @@
       <w:tr>
         <w:tc>
           <w:tcPr>
-            <w:tcW w:type="dxa" w:w="4773"/>
+            <w:tcW w:type="dxa" w:w="4730"/>
+            <w:vAlign w:val="center"/>
           </w:tcPr>
           <w:p>
-            <w:pPr>
-              <w:spacing w:after="20"/>
-            </w:pPr>
             <w:r>
-              <w:rPr>
-                <w:sz w:val="15"/>
-              </w:rPr>
-              <w:t>Small synthetic demonstration</w:t>
+              <w:t>Duplicate catalog IDs</w:t>
             </w:r>
           </w:p>
         </w:tc>
         <w:tc>
           <w:tcPr>
-            <w:tcW w:type="dxa" w:w="4773"/>
+            <w:tcW w:type="dxa" w:w="4730"/>
+            <w:vAlign w:val="center"/>
           </w:tcPr>
           <w:p>
-            <w:pPr>
-              <w:spacing w:after="20"/>
-            </w:pPr>
             <w:r>
-              <w:rPr>
-                <w:sz w:val="15"/>
-              </w:rPr>
-              <w:t>Cannot infer actual Coimbatore demand or model accuracy; acquire permissioned observations for business validation.</w:t>
+              <w:t>Reject conflicting keys into quarantine; never last-write-wins silently</w:t>
             </w:r>
           </w:p>
         </w:tc>
@@ -3219,33 +2370,23 @@
       <w:tr>
         <w:tc>
           <w:tcPr>
-            <w:tcW w:type="dxa" w:w="4773"/>
+            <w:tcW w:type="dxa" w:w="4730"/>
+            <w:vAlign w:val="center"/>
           </w:tcPr>
           <w:p>
-            <w:pPr>
-              <w:spacing w:after="20"/>
-            </w:pPr>
             <w:r>
-              <w:rPr>
-                <w:sz w:val="15"/>
-              </w:rPr>
-              <w:t>Data leakage during imputation and feature engineering</w:t>
+              <w:t>Overlapping collections</w:t>
             </w:r>
           </w:p>
         </w:tc>
         <w:tc>
           <w:tcPr>
-            <w:tcW w:type="dxa" w:w="4773"/>
+            <w:tcW w:type="dxa" w:w="4730"/>
+            <w:vAlign w:val="center"/>
           </w:tcPr>
           <w:p>
-            <w:pPr>
-              <w:spacing w:after="20"/>
-            </w:pPr>
             <w:r>
-              <w:rPr>
-                <w:sz w:val="15"/>
-              </w:rPr>
-              <w:t>Fit scalers/imputers only on training observations; lags use preceding periods.</w:t>
+              <w:t>Different-grain audit and explicit nonadditivity warning</w:t>
             </w:r>
           </w:p>
         </w:tc>
@@ -3253,59 +2394,413 @@
       <w:tr>
         <w:tc>
           <w:tcPr>
-            <w:tcW w:type="dxa" w:w="4773"/>
+            <w:tcW w:type="dxa" w:w="4730"/>
+            <w:vAlign w:val="center"/>
           </w:tcPr>
           <w:p>
-            <w:pPr>
-              <w:spacing w:after="20"/>
-            </w:pPr>
             <w:r>
-              <w:rPr>
-                <w:sz w:val="15"/>
-              </w:rPr>
-              <w:t>Missingness not at random</w:t>
+              <w:t>Missing media/SEO text</w:t>
             </w:r>
           </w:p>
         </w:tc>
         <w:tc>
           <w:tcPr>
-            <w:tcW w:type="dxa" w:w="4773"/>
+            <w:tcW w:type="dxa" w:w="4730"/>
+            <w:vAlign w:val="center"/>
           </w:tcPr>
           <w:p>
-            <w:pPr>
-              <w:spacing w:after="20"/>
-            </w:pPr>
             <w:r>
-              <w:rPr>
-                <w:sz w:val="15"/>
-              </w:rPr>
-              <w:t>Profile missingness by SKU/channel/time rather than hiding it with a global mean.</w:t>
+              <w:t>Keep missing flag; derived SEO fallback is marked, not original</w:t>
+            </w:r>
+          </w:p>
+        </w:tc>
+      </w:tr>
+      <w:tr>
+        <w:tc>
+          <w:tcPr>
+            <w:tcW w:type="dxa" w:w="4730"/>
+            <w:vAlign w:val="center"/>
+          </w:tcPr>
+          <w:p>
+            <w:r>
+              <w:t>Licensing misuse</w:t>
+            </w:r>
+          </w:p>
+        </w:tc>
+        <w:tc>
+          <w:tcPr>
+            <w:tcW w:type="dxa" w:w="4730"/>
+            <w:vAlign w:val="center"/>
+          </w:tcPr>
+          <w:p>
+            <w:r>
+              <w:t>Attribute upstream MIT source; cite external datasets and terms</w:t>
+            </w:r>
+          </w:p>
+        </w:tc>
+      </w:tr>
+      <w:tr>
+        <w:tc>
+          <w:tcPr>
+            <w:tcW w:type="dxa" w:w="4730"/>
+            <w:vAlign w:val="center"/>
+          </w:tcPr>
+          <w:p>
+            <w:r>
+              <w:t>Consumer privacy</w:t>
+            </w:r>
+          </w:p>
+        </w:tc>
+        <w:tc>
+          <w:tcPr>
+            <w:tcW w:type="dxa" w:w="4730"/>
+            <w:vAlign w:val="center"/>
+          </w:tcPr>
+          <w:p>
+            <w:r>
+              <w:t>No person-level identifiers or user tracking in catalog case</w:t>
+            </w:r>
+          </w:p>
+        </w:tc>
+      </w:tr>
+      <w:tr>
+        <w:tc>
+          <w:tcPr>
+            <w:tcW w:type="dxa" w:w="4730"/>
+            <w:vAlign w:val="center"/>
+          </w:tcPr>
+          <w:p>
+            <w:r>
+              <w:t>Outliers and invalid timestamps</w:t>
+            </w:r>
+          </w:p>
+        </w:tc>
+        <w:tc>
+          <w:tcPr>
+            <w:tcW w:type="dxa" w:w="4730"/>
+            <w:vAlign w:val="center"/>
+          </w:tcPr>
+          <w:p>
+            <w:r>
+              <w:t>Quarantine for manual review, preserve source row/field</w:t>
+            </w:r>
+          </w:p>
+        </w:tc>
+      </w:tr>
+      <w:tr>
+        <w:tc>
+          <w:tcPr>
+            <w:tcW w:type="dxa" w:w="4730"/>
+            <w:vAlign w:val="center"/>
+          </w:tcPr>
+          <w:p>
+            <w:r>
+              <w:t>Stale or biased assortment</w:t>
+            </w:r>
+          </w:p>
+        </w:tc>
+        <w:tc>
+          <w:tcPr>
+            <w:tcW w:type="dxa" w:w="4730"/>
+            <w:vAlign w:val="center"/>
+          </w:tcPr>
+          <w:p>
+            <w:r>
+              <w:t>Log sync date; report that one retailer is not fashion industry</w:t>
+            </w:r>
+          </w:p>
+        </w:tc>
+      </w:tr>
+      <w:tr>
+        <w:tc>
+          <w:tcPr>
+            <w:tcW w:type="dxa" w:w="4730"/>
+            <w:vAlign w:val="center"/>
+          </w:tcPr>
+          <w:p>
+            <w:r>
+              <w:t>Forecast/data leakage</w:t>
+            </w:r>
+          </w:p>
+        </w:tc>
+        <w:tc>
+          <w:tcPr>
+            <w:tcW w:type="dxa" w:w="4730"/>
+            <w:vAlign w:val="center"/>
+          </w:tcPr>
+          <w:p>
+            <w:r>
+              <w:t>Fit encoders/scalers on training folds only; split by time</w:t>
+            </w:r>
+          </w:p>
+        </w:tc>
+      </w:tr>
+      <w:tr>
+        <w:tc>
+          <w:tcPr>
+            <w:tcW w:type="dxa" w:w="4730"/>
+            <w:vAlign w:val="center"/>
+          </w:tcPr>
+          <w:p>
+            <w:r>
+              <w:t>Misleading business conclusions</w:t>
+            </w:r>
+          </w:p>
+        </w:tc>
+        <w:tc>
+          <w:tcPr>
+            <w:tcW w:type="dxa" w:w="4730"/>
+            <w:vAlign w:val="center"/>
+          </w:tcPr>
+          <w:p>
+            <w:r>
+              <w:t>Use “catalog count,” not sales/demand; explain assumptions</w:t>
             </w:r>
           </w:p>
         </w:tc>
       </w:tr>
     </w:tbl>
-    <w:p>
-      <w:pPr>
-        <w:spacing w:after="0"/>
-      </w:pPr>
-    </w:p>
+    <w:p/>
     <w:p>
       <w:pPr>
         <w:pStyle w:val="Heading1"/>
       </w:pPr>
       <w:r>
-        <w:t>9. Reflection and recommended next steps</w:t>
+        <w:t>10. One-week analyst action plan and acceptance criteria</w:t>
+      </w:r>
+    </w:p>
+    <w:tbl>
+      <w:tblPr>
+        <w:tblStyle w:val="LightShading-Accent1"/>
+        <w:tblW w:type="auto" w:w="0"/>
+        <w:jc w:val="center"/>
+        <w:tblLook w:firstColumn="1" w:firstRow="1" w:lastColumn="0" w:lastRow="0" w:noHBand="0" w:noVBand="1" w:val="04A0"/>
+      </w:tblPr>
+      <w:tblGrid>
+        <w:gridCol w:w="3154"/>
+        <w:gridCol w:w="3154"/>
+        <w:gridCol w:w="3154"/>
+      </w:tblGrid>
+      <w:tr>
+        <w:tc>
+          <w:tcPr>
+            <w:tcW w:type="dxa" w:w="3154"/>
+            <w:vAlign w:val="center"/>
+          </w:tcPr>
+          <w:p>
+            <w:r>
+              <w:t>Day</w:t>
+            </w:r>
+          </w:p>
+        </w:tc>
+        <w:tc>
+          <w:tcPr>
+            <w:tcW w:type="dxa" w:w="3154"/>
+            <w:vAlign w:val="center"/>
+          </w:tcPr>
+          <w:p>
+            <w:r>
+              <w:t>Work</w:t>
+            </w:r>
+          </w:p>
+        </w:tc>
+        <w:tc>
+          <w:tcPr>
+            <w:tcW w:type="dxa" w:w="3154"/>
+            <w:vAlign w:val="center"/>
+          </w:tcPr>
+          <w:p>
+            <w:r>
+              <w:t>Measurable acceptance</w:t>
+            </w:r>
+          </w:p>
+        </w:tc>
+      </w:tr>
+      <w:tr>
+        <w:tc>
+          <w:tcPr>
+            <w:tcW w:type="dxa" w:w="3154"/>
+            <w:vAlign w:val="center"/>
+          </w:tcPr>
+          <w:p>
+            <w:r>
+              <w:t>1</w:t>
+            </w:r>
+          </w:p>
+        </w:tc>
+        <w:tc>
+          <w:tcPr>
+            <w:tcW w:type="dxa" w:w="3154"/>
+            <w:vAlign w:val="center"/>
+          </w:tcPr>
+          <w:p>
+            <w:r>
+              <w:t>Select datasets and record terms, scope, grain</w:t>
+            </w:r>
+          </w:p>
+        </w:tc>
+        <w:tc>
+          <w:tcPr>
+            <w:tcW w:type="dxa" w:w="3154"/>
+            <w:vAlign w:val="center"/>
+          </w:tcPr>
+          <w:p>
+            <w:r>
+              <w:t>Published links, license and schema documented</w:t>
+            </w:r>
+          </w:p>
+        </w:tc>
+      </w:tr>
+      <w:tr>
+        <w:tc>
+          <w:tcPr>
+            <w:tcW w:type="dxa" w:w="3154"/>
+            <w:vAlign w:val="center"/>
+          </w:tcPr>
+          <w:p>
+            <w:r>
+              <w:t>2</w:t>
+            </w:r>
+          </w:p>
+        </w:tc>
+        <w:tc>
+          <w:tcPr>
+            <w:tcW w:type="dxa" w:w="3154"/>
+            <w:vAlign w:val="center"/>
+          </w:tcPr>
+          <w:p>
+            <w:r>
+              <w:t>Acquire and freeze snapshot; hash raw files</w:t>
+            </w:r>
+          </w:p>
+        </w:tc>
+        <w:tc>
+          <w:tcPr>
+            <w:tcW w:type="dxa" w:w="3154"/>
+            <w:vAlign w:val="center"/>
+          </w:tcPr>
+          <w:p>
+            <w:r>
+              <w:t>Source commit and SHA-256 saved</w:t>
+            </w:r>
+          </w:p>
+        </w:tc>
+      </w:tr>
+      <w:tr>
+        <w:tc>
+          <w:tcPr>
+            <w:tcW w:type="dxa" w:w="3154"/>
+            <w:vAlign w:val="center"/>
+          </w:tcPr>
+          <w:p>
+            <w:r>
+              <w:t>3</w:t>
+            </w:r>
+          </w:p>
+        </w:tc>
+        <w:tc>
+          <w:tcPr>
+            <w:tcW w:type="dxa" w:w="3154"/>
+            <w:vAlign w:val="center"/>
+          </w:tcPr>
+          <w:p>
+            <w:r>
+              <w:t>Profile types, nulls, duplicates, anomaly flags</w:t>
+            </w:r>
+          </w:p>
+        </w:tc>
+        <w:tc>
+          <w:tcPr>
+            <w:tcW w:type="dxa" w:w="3154"/>
+            <w:vAlign w:val="center"/>
+          </w:tcPr>
+          <w:p>
+            <w:r>
+              <w:t>Baseline quality table and row reconciliation</w:t>
+            </w:r>
+          </w:p>
+        </w:tc>
+      </w:tr>
+      <w:tr>
+        <w:tc>
+          <w:tcPr>
+            <w:tcW w:type="dxa" w:w="3154"/>
+            <w:vAlign w:val="center"/>
+          </w:tcPr>
+          <w:p>
+            <w:r>
+              <w:t>4</w:t>
+            </w:r>
+          </w:p>
+        </w:tc>
+        <w:tc>
+          <w:tcPr>
+            <w:tcW w:type="dxa" w:w="3154"/>
+            <w:vAlign w:val="center"/>
+          </w:tcPr>
+          <w:p>
+            <w:r>
+              <w:t>Apply deterministic preprocessing + synthetic stress tests</w:t>
+            </w:r>
+          </w:p>
+        </w:tc>
+        <w:tc>
+          <w:tcPr>
+            <w:tcW w:type="dxa" w:w="3154"/>
+            <w:vAlign w:val="center"/>
+          </w:tcPr>
+          <w:p>
+            <w:r>
+              <w:t>Machine-readable quarantine and cleaned outputs</w:t>
+            </w:r>
+          </w:p>
+        </w:tc>
+      </w:tr>
+      <w:tr>
+        <w:tc>
+          <w:tcPr>
+            <w:tcW w:type="dxa" w:w="3154"/>
+            <w:vAlign w:val="center"/>
+          </w:tcPr>
+          <w:p>
+            <w:r>
+              <w:t>5</w:t>
+            </w:r>
+          </w:p>
+        </w:tc>
+        <w:tc>
+          <w:tcPr>
+            <w:tcW w:type="dxa" w:w="3154"/>
+            <w:vAlign w:val="center"/>
+          </w:tcPr>
+          <w:p>
+            <w:r>
+              <w:t>Generate figures, write interpretation and run test suite</w:t>
+            </w:r>
+          </w:p>
+        </w:tc>
+        <w:tc>
+          <w:tcPr>
+            <w:tcW w:type="dxa" w:w="3154"/>
+            <w:vAlign w:val="center"/>
+          </w:tcPr>
+          <w:p>
+            <w:r>
+              <w:t>All tests pass, data limitations stated and README runnable</w:t>
+            </w:r>
+          </w:p>
+        </w:tc>
+      </w:tr>
+    </w:tbl>
+    <w:p/>
+    <w:p>
+      <w:r>
+        <w:t>Done means an analyst with no company credentials can clone the project, run the documented commands on the bundled source snapshot, reproduce the reported real source-quality flags and synthetic error-handling audit, and trace each output to its source or derivation.</w:t>
       </w:r>
     </w:p>
     <w:p>
       <w:r>
-        <w:t>This task demonstrates a critical data science principle: preprocessing is a series of domain decisions with measurable consequences. For apparel, size and colour matter; cancellations and return rates cannot be ignored; inventory cannot be optimized from invalid or double-counted order lines; and anonymous purchasers should not be transformed into fake customer histories. Separating valid events from quarantined ones preserves a transparent trail from raw information to trusted analysis.</w:t>
-      </w:r>
-    </w:p>
-    <w:p>
-      <w:r>
-        <w:t>The executed results provide evidence of procedure correctness, not evidence of commercial benefit. Next, an analyst could stage the openly licensed UCI transaction workbook to validate generic invoice parsing (clearly labelled general-gift retail and GBP), acquire Google Trends CSVs for explicit terms/geographies, and use permissioned fashion-specific sales or H&amp;M under its competition rules for authentic apparel modelling. A reviewer should examine decisions around truly missing discounts, local time zones and reused line identifiers before adopting the cleaning policy outside this controlled fixture.</w:t>
+        <w:br w:type="page"/>
       </w:r>
     </w:p>
     <w:p>
@@ -3313,75 +2808,72 @@
         <w:pStyle w:val="Heading1"/>
       </w:pPr>
       <w:r>
-        <w:t>10. Source references — verified public pages</w:t>
+        <w:t>11. Reflection and limitations</w:t>
+      </w:r>
+    </w:p>
+    <w:p>
+      <w:r>
+        <w:t>A well-designed preprocessing pipeline should not merely reduce the number of missing fields; it should preserve the difference between observed truth, analyst-derived values and unresolved anomalies. The real source illustrates why: treating overlapping “collection memberships” as unique products would inflate the apparent catalog from 2,938 to 36,682. Likewise, filling three missing image URLs with plausible guesses would conceal a merchandising quality problem. By retaining flags and preserving the raw source, analysts can prioritize corrective actions without falsifying inputs.</w:t>
+      </w:r>
+    </w:p>
+    <w:p>
+      <w:r>
+        <w:t>The real catalog is sourced from one US retailer and cannot represent all apparel manufacturers, the Indian textile industry or customer demand in Coimbatore. The snapshot can describe assortment composition and content quality only. It is independent of the artificial apparel order fixture, which demonstrates more severe financial and operational cleaning errors but has no external validity. The report therefore does not claim that anomaly counts equal business loss or that better SEO text increases conversion. These questions require an authorized event and sales dataset, monitoring and experimental validation.</w:t>
       </w:r>
     </w:p>
     <w:p>
       <w:pPr>
-        <w:pStyle w:val="ListBullet"/>
+        <w:pStyle w:val="Heading1"/>
       </w:pPr>
       <w:r>
-        <w:t>Chen, D. (2015), Online Retail, UCI Machine Learning Repository, DOI 10.24432/C5BW33, https://archive.ics.uci.edu/dataset/352/online+retail (CC BY 4.0; gift retail, not apparel).</w:t>
-      </w:r>
-    </w:p>
-    <w:p>
-      <w:pPr>
-        <w:pStyle w:val="ListBullet"/>
-      </w:pPr>
-      <w:r>
-        <w:t>H&amp;M Group, Personalized Fashion Recommendations, Kaggle dataset and rules, https://www.kaggle.com/competitions/h-and-m-personalized-fashion-recommendations/data (login and competition agreement).</w:t>
-      </w:r>
-    </w:p>
-    <w:p>
-      <w:pPr>
-        <w:pStyle w:val="ListBullet"/>
-      </w:pPr>
-      <w:r>
-        <w:t>Google Trends Help, FAQ about Trends data and normalization, https://support.google.com/trends/answer/4365533 ; export guide https://support.google.com/trends/answer/4365538.</w:t>
-      </w:r>
-    </w:p>
-    <w:p>
-      <w:pPr>
-        <w:pStyle w:val="ListBullet"/>
-      </w:pPr>
-      <w:r>
-        <w:t>Open-Meteo, Historical Weather API Documentation, https://open-meteo.com/en/docs/historical-weather-api.</w:t>
-      </w:r>
-    </w:p>
-    <w:p>
-      <w:pPr>
-        <w:pStyle w:val="ListBullet"/>
-      </w:pPr>
-      <w:r>
-        <w:t>India Open Government Data, Production of Textile Products in India, https://sikkim.data.gov.in/catalog/production-textile-products-india (check series timeliness).</w:t>
-      </w:r>
-    </w:p>
-    <w:p>
-      <w:pPr>
-        <w:pStyle w:val="ListBullet"/>
-      </w:pPr>
-      <w:r>
-        <w:t>World Bank, Textiles and clothing (% value added in manufacturing), https://data.worldbank.org/indicator/NV.MNF.TXTL.ZS.UN ; API documentation https://datahelpdesk.worldbank.org/knowledgebase/articles/889392.</w:t>
-      </w:r>
-    </w:p>
-    <w:p>
-      <w:pPr>
-        <w:pStyle w:val="ListBullet"/>
-      </w:pPr>
-      <w:r>
-        <w:t>Open Supply Hub, How to Search and Download Results, https://info.opensupplyhub.org/resources/how-to-search.</w:t>
+        <w:t>12. Sources, citations and reproduction links</w:t>
       </w:r>
     </w:p>
     <w:p>
       <w:r>
-        <w:t>Verification context: public source descriptions consulted 22 October 2026. Specific optional datasets were not programmatically retrieved for the demonstration; only the clearly labelled synthetic teaching dataset was executed and measured.</w:t>
+        <w:t>1. Livostyle Open Data. GitHub repository and MIT license: https://github.com/arturayupov/womens-fashion-catalog-open-data (source revision 0ce98ce4412b0c7b6b76d8fe809c1e78c7e16b5f; reported sync 2026-10-18 06:02:35 UTC).</w:t>
+      </w:r>
+    </w:p>
+    <w:p>
+      <w:r>
+        <w:t>2. Kaggle, Women’s E-Commerce Clothing Reviews by nicapotato (CC0): https://www.kaggle.com/datasets/nicapotato/womens-ecommerce-clothing-reviews . Repack documentation: https://huggingface.co/datasets/chibifire/kaggle-womens-ecom-clothing-reviews .</w:t>
+      </w:r>
+    </w:p>
+    <w:p>
+      <w:r>
+        <w:t>3. UCI Machine Learning Repository, Online Retail, DOI 10.24432/C5BW33 (CC BY 4.0): https://archive.ics.uci.edu/dataset/352/online+retail . This source is general retail, not apparel.</w:t>
+      </w:r>
+    </w:p>
+    <w:p>
+      <w:r>
+        <w:t>4. H&amp;M Personalized Fashion Recommendations: https://www.kaggle.com/competitions/h-and-m-personalized-fashion-recommendations/data . Competition use terms apply.</w:t>
+      </w:r>
+    </w:p>
+    <w:p>
+      <w:r>
+        <w:t>5. Google Trends: https://trends.google.com/trends/ ; Open-Meteo historical weather: https://open-meteo.com/en/docs/historical-weather-api .</w:t>
+      </w:r>
+    </w:p>
+    <w:p>
+      <w:r>
+        <w:t>6. World Bank, Textiles and clothing (% of value added in manufacturing), NV.MNF.TXTL.ZS.UN: https://data.worldbank.org/indicator/NV.MNF.TXTL.ZS.UN .</w:t>
+      </w:r>
+    </w:p>
+    <w:p>
+      <w:r>
+        <w:t>7. Project reproduction: GitHub repository folder Week2_Fashion_Data_Preprocessing, README.md, EVALUATOR_START_HERE.md, src/real_catalog_pipeline.py and tests/test_real_catalog_pipeline.py.</w:t>
+      </w:r>
+    </w:p>
+    <w:p>
+      <w:r>
+        <w:t>Authorship note: this is an independently executable tutorial and analysis artifact. Published dataset values are attributed to their public publishers. A score cannot be guaranteed by any submitted report.</w:t>
       </w:r>
     </w:p>
     <w:sectPr>
       <w:headerReference w:type="default" r:id="rId9"/>
       <w:footerReference w:type="default" r:id="rId10"/>
-      <w:pgSz w:w="11909" w:h="16834"/>
-      <w:pgMar w:top="1109" w:right="1181" w:bottom="1051" w:left="1181" w:header="720" w:footer="720" w:gutter="0"/>
+      <w:pgSz w:w="11909" w:h="16848"/>
+      <w:pgMar w:top="1123" w:right="1224" w:bottom="1037" w:left="1224" w:header="720" w:footer="720" w:gutter="0"/>
       <w:cols w:space="720"/>
       <w:docGrid w:linePitch="360"/>
     </w:sectPr>
@@ -3397,13 +2889,8 @@
       <w:jc w:val="right"/>
     </w:pPr>
     <w:r>
-      <w:rPr>
-        <w:color w:val="5D6A75"/>
-        <w:sz w:val="14"/>
-      </w:rPr>
-      <w:t xml:space="preserve">WEEK 2  •  PUBLIC-DATA-FIRST  /  SYNTHETIC DEMONSTRATION     |     </w:t>
+      <w:t>PUBLIC EVIDENCE + REPRODUCIBLE METHODS   •   26 OCT 2026</w:t>
     </w:r>
-    <w:fldSimple w:instr="PAGE"/>
   </w:p>
 </w:ftr>
 </file>
@@ -3411,14 +2898,11 @@
 <file path=word/header1.xml><?xml version="1.0" encoding="utf-8"?>
 <w:hdr xmlns:m="http://schemas.openxmlformats.org/officeDocument/2006/math" xmlns:mc="http://schemas.openxmlformats.org/markup-compatibility/2006" xmlns:mo="http://schemas.microsoft.com/office/mac/office/2008/main" xmlns:mv="urn:schemas-microsoft-com:mac:vml" xmlns:o="urn:schemas-microsoft-com:office:office" xmlns:r="http://schemas.openxmlformats.org/officeDocument/2006/relationships" xmlns:v="urn:schemas-microsoft-com:vml" xmlns:w10="urn:schemas-microsoft-com:office:word" xmlns:w14="http://schemas.microsoft.com/office/word/2010/wordml" xmlns:w="http://schemas.openxmlformats.org/wordprocessingml/2006/main" xmlns:wne="http://schemas.microsoft.com/office/word/2006/wordml" xmlns:wp14="http://schemas.microsoft.com/office/word/2010/wordprocessingDrawing" xmlns:wp="http://schemas.openxmlformats.org/drawingml/2006/wordprocessingDrawing" xmlns:wpc="http://schemas.microsoft.com/office/word/2010/wordprocessingCanvas" xmlns:wpg="http://schemas.microsoft.com/office/word/2010/wordprocessingGroup" xmlns:wpi="http://schemas.microsoft.com/office/word/2010/wordprocessingInk" xmlns:wps="http://schemas.microsoft.com/office/word/2010/wordprocessingShape" mc:Ignorable="w14 wp14">
   <w:p>
-    <w:pPr/>
+    <w:pPr>
+      <w:pStyle w:val="Eyebrow"/>
+    </w:pPr>
     <w:r>
-      <w:rPr>
-        <w:b/>
-        <w:color w:val="5D6A75"/>
-        <w:sz w:val="16"/>
-      </w:rPr>
-      <w:t>INTERNSHIP WORKBOOK  /  WEEK 02                                   FASHION DATA ENGINEERING</w:t>
+      <w:t>JUNIOR DATA SCIENCE ANALYST   /   FASHION &amp; TEXTILES  /   WEEK 2</w:t>
     </w:r>
   </w:p>
 </w:hdr>
@@ -3788,11 +3272,11 @@
     <w:qFormat/>
     <w:rsid w:val="00FC693F"/>
     <w:pPr>
-      <w:spacing w:after="100" w:line="276" w:lineRule="auto"/>
+      <w:spacing w:after="100"/>
     </w:pPr>
     <w:rPr>
       <w:rFonts w:ascii="Aptos" w:hAnsi="Aptos"/>
-      <w:color w:val="122D47"/>
+      <w:color w:val="222D33"/>
       <w:sz w:val="18"/>
     </w:rPr>
   </w:style>
@@ -3851,15 +3335,15 @@
     <w:pPr>
       <w:keepNext/>
       <w:keepLines/>
-      <w:spacing w:before="280" w:after="140"/>
+      <w:spacing w:before="280" w:after="100"/>
       <w:outlineLvl w:val="0"/>
     </w:pPr>
     <w:rPr>
-      <w:rFonts w:asciiTheme="majorHAnsi" w:eastAsiaTheme="majorEastAsia" w:hAnsiTheme="majorHAnsi" w:cstheme="majorBidi" w:ascii="Aptos Display" w:hAnsi="Aptos Display"/>
+      <w:rFonts w:asciiTheme="majorHAnsi" w:eastAsiaTheme="majorEastAsia" w:hAnsiTheme="majorHAnsi" w:cstheme="majorBidi" w:ascii="Aptos" w:hAnsi="Aptos"/>
       <w:b/>
       <w:bCs/>
-      <w:color w:val="0F6C79"/>
-      <w:sz w:val="26"/>
+      <w:color w:val="182C3D"/>
+      <w:sz w:val="30"/>
       <w:szCs w:val="28"/>
     </w:rPr>
   </w:style>
@@ -3875,15 +3359,15 @@
     <w:pPr>
       <w:keepNext/>
       <w:keepLines/>
-      <w:spacing w:before="180" w:after="80"/>
+      <w:spacing w:before="280" w:after="100"/>
       <w:outlineLvl w:val="1"/>
     </w:pPr>
     <w:rPr>
-      <w:rFonts w:asciiTheme="majorHAnsi" w:eastAsiaTheme="majorEastAsia" w:hAnsiTheme="majorHAnsi" w:cstheme="majorBidi" w:ascii="Aptos Display" w:hAnsi="Aptos Display"/>
+      <w:rFonts w:asciiTheme="majorHAnsi" w:eastAsiaTheme="majorEastAsia" w:hAnsiTheme="majorHAnsi" w:cstheme="majorBidi" w:ascii="Aptos" w:hAnsi="Aptos"/>
       <w:b/>
       <w:bCs/>
-      <w:color w:val="0F6C79"/>
-      <w:sz w:val="21"/>
+      <w:color w:val="182C3D"/>
+      <w:sz w:val="22"/>
       <w:szCs w:val="26"/>
     </w:rPr>
   </w:style>
@@ -3899,14 +3383,15 @@
     <w:pPr>
       <w:keepNext/>
       <w:keepLines/>
-      <w:spacing w:before="200" w:after="0"/>
+      <w:spacing w:before="280" w:after="100"/>
       <w:outlineLvl w:val="2"/>
     </w:pPr>
     <w:rPr>
-      <w:rFonts w:asciiTheme="majorHAnsi" w:eastAsiaTheme="majorEastAsia" w:hAnsiTheme="majorHAnsi" w:cstheme="majorBidi"/>
+      <w:rFonts w:asciiTheme="majorHAnsi" w:eastAsiaTheme="majorEastAsia" w:hAnsiTheme="majorHAnsi" w:cstheme="majorBidi" w:ascii="Aptos" w:hAnsi="Aptos"/>
       <w:b/>
       <w:bCs/>
-      <w:color w:val="4F81BD" w:themeColor="accent1"/>
+      <w:color w:val="182C3D"/>
+      <w:sz w:val="20"/>
     </w:rPr>
   </w:style>
   <w:style w:type="paragraph" w:styleId="Heading4">
@@ -4137,20 +3622,19 @@
     <w:qFormat/>
     <w:rsid w:val="00FC693F"/>
     <w:pPr>
-      <w:keepNext/>
       <w:pBdr>
         <w:bottom w:val="single" w:sz="8" w:space="4" w:color="4F81BD" w:themeColor="accent1"/>
       </w:pBdr>
-      <w:spacing w:after="160" w:line="240" w:lineRule="auto" w:before="0"/>
+      <w:spacing w:after="100" w:line="240" w:lineRule="auto" w:before="0"/>
       <w:contextualSpacing/>
     </w:pPr>
     <w:rPr>
       <w:rFonts w:asciiTheme="majorHAnsi" w:eastAsiaTheme="majorEastAsia" w:hAnsiTheme="majorHAnsi" w:cstheme="majorBidi" w:ascii="Aptos Display" w:hAnsi="Aptos Display"/>
       <w:b/>
-      <w:color w:val="122D47"/>
+      <w:color w:val="182C3D"/>
       <w:spacing w:val="5"/>
       <w:kern w:val="28"/>
-      <w:sz w:val="54"/>
+      <w:sz w:val="52"/>
       <w:szCs w:val="52"/>
     </w:rPr>
   </w:style>
@@ -15480,12 +14964,15 @@
       </w:tcPr>
     </w:tblStylePr>
   </w:style>
-  <w:style w:type="paragraph" w:customStyle="1" w:styleId="Captioncustom">
-    <w:name w:val="Caption custom"/>
+  <w:style w:type="paragraph" w:customStyle="1" w:styleId="Eyebrow">
+    <w:name w:val="Eyebrow"/>
+    <w:pPr>
+      <w:spacing w:after="100"/>
+    </w:pPr>
     <w:rPr>
-      <w:i/>
-      <w:color w:val="5D6A75"/>
-      <w:sz w:val="16"/>
+      <w:b/>
+      <w:color w:val="0D6973"/>
+      <w:sz w:val="18"/>
     </w:rPr>
   </w:style>
 </w:styles>
